--- a/3-90.참조/91.시험시간(2차).docx
+++ b/3-90.참조/91.시험시간(2차).docx
@@ -2,406 +2,1047 @@
 <file path=word/document.xml><?xml version="1.0" encoding="utf-8"?>
 <w:document xmlns:wpc="http://schemas.microsoft.com/office/word/2010/wordprocessingCanvas" xmlns:cx="http://schemas.microsoft.com/office/drawing/2014/chartex" xmlns:cx1="http://schemas.microsoft.com/office/drawing/2015/9/8/chartex" xmlns:cx2="http://schemas.microsoft.com/office/drawing/2015/10/21/chartex" xmlns:cx3="http://schemas.microsoft.com/office/drawing/2016/5/9/chartex" xmlns:cx4="http://schemas.microsoft.com/office/drawing/2016/5/10/chartex" xmlns:cx5="http://schemas.microsoft.com/office/drawing/2016/5/11/chartex" xmlns:cx6="http://schemas.microsoft.com/office/drawing/2016/5/12/chartex" xmlns:cx7="http://schemas.microsoft.com/office/drawing/2016/5/13/chartex" xmlns:cx8="http://schemas.microsoft.com/office/drawing/2016/5/14/chartex" xmlns:mc="http://schemas.openxmlformats.org/markup-compatibility/2006" xmlns:aink="http://schemas.microsoft.com/office/drawing/2016/ink" xmlns:am3d="http://schemas.microsoft.com/office/drawing/2017/model3d" xmlns:o="urn:schemas-microsoft-com:office:office" xmlns:oel="http://schemas.microsoft.com/office/2019/extlst" xmlns:r="http://schemas.openxmlformats.org/officeDocument/2006/relationships" xmlns:m="http://schemas.openxmlformats.org/officeDocument/2006/math" xmlns:v="urn:schemas-microsoft-com:vml" xmlns:wp14="http://schemas.microsoft.com/office/word/2010/wordprocessingDrawing" xmlns:wp="http://schemas.openxmlformats.org/drawingml/2006/wordprocessingDrawing" xmlns:w10="urn:schemas-microsoft-com:office:word" xmlns:w="http://schemas.openxmlformats.org/wordprocessingml/2006/main" xmlns:w14="http://schemas.microsoft.com/office/word/2010/wordml" xmlns:w15="http://schemas.microsoft.com/office/word/2012/wordml" xmlns:w16cex="http://schemas.microsoft.com/office/word/2018/wordml/cex" xmlns:w16cid="http://schemas.microsoft.com/office/word/2016/wordml/cid" xmlns:w16="http://schemas.microsoft.com/office/word/2018/wordml" xmlns:w16du="http://schemas.microsoft.com/office/word/2023/wordml/word16du" xmlns:w16sdtdh="http://schemas.microsoft.com/office/word/2020/wordml/sdtdatahash" xmlns:w16sdtfl="http://schemas.microsoft.com/office/word/2024/wordml/sdtformatlock" xmlns:w16se="http://schemas.microsoft.com/office/word/2015/wordml/symex" xmlns:wpg="http://schemas.microsoft.com/office/word/2010/wordprocessingGroup" xmlns:wpi="http://schemas.microsoft.com/office/word/2010/wordprocessingInk" xmlns:wne="http://schemas.microsoft.com/office/word/2006/wordml" xmlns:wps="http://schemas.microsoft.com/office/word/2010/wordprocessingShape" mc:Ignorable="w14 w15 w16se w16cid w16 w16cex w16sdtdh w16sdtfl w16du wp14">
   <w:body>
-    <w:p>
-      <w:pPr>
-        <w:rPr>
-          <w:rFonts w:ascii="함초롬돋움" w:eastAsia="함초롬돋움" w:hAnsi="함초롬돋움" w:cs="함초롬돋움"/>
-          <w:sz w:val="12"/>
-          <w:szCs w:val="12"/>
-        </w:rPr>
-      </w:pPr>
-      <w:r>
-        <w:rPr>
-          <w:noProof/>
-        </w:rPr>
-        <mc:AlternateContent>
-          <mc:Choice Requires="wps">
-            <w:drawing>
-              <wp:anchor distT="0" distB="0" distL="114300" distR="114300" simplePos="0" relativeHeight="251659264" behindDoc="0" locked="0" layoutInCell="1" allowOverlap="1" wp14:anchorId="00A1E4E4" wp14:editId="269DD893">
-                <wp:simplePos x="0" y="0"/>
-                <wp:positionH relativeFrom="column">
-                  <wp:posOffset>1</wp:posOffset>
-                </wp:positionH>
-                <wp:positionV relativeFrom="paragraph">
-                  <wp:posOffset>144983</wp:posOffset>
-                </wp:positionV>
-                <wp:extent cx="710214" cy="745724"/>
-                <wp:effectExtent l="0" t="0" r="13970" b="16510"/>
-                <wp:wrapNone/>
-                <wp:docPr id="2080987638" name="직사각형 1"/>
-                <wp:cNvGraphicFramePr/>
-                <a:graphic xmlns:a="http://schemas.openxmlformats.org/drawingml/2006/main">
-                  <a:graphicData uri="http://schemas.microsoft.com/office/word/2010/wordprocessingShape">
-                    <wps:wsp>
-                      <wps:cNvSpPr/>
-                      <wps:spPr>
-                        <a:xfrm>
-                          <a:off x="0" y="0"/>
-                          <a:ext cx="710214" cy="745724"/>
-                        </a:xfrm>
-                        <a:prstGeom prst="rect">
-                          <a:avLst/>
-                        </a:prstGeom>
-                        <a:noFill/>
-                        <a:ln w="3175"/>
-                      </wps:spPr>
-                      <wps:style>
-                        <a:lnRef idx="2">
-                          <a:schemeClr val="accent1">
-                            <a:shade val="15000"/>
-                          </a:schemeClr>
-                        </a:lnRef>
-                        <a:fillRef idx="1">
-                          <a:schemeClr val="accent1"/>
-                        </a:fillRef>
-                        <a:effectRef idx="0">
-                          <a:schemeClr val="accent1"/>
-                        </a:effectRef>
-                        <a:fontRef idx="minor">
-                          <a:schemeClr val="lt1"/>
-                        </a:fontRef>
-                      </wps:style>
-                      <wps:txbx>
-                        <w:txbxContent>
-                          <w:p>
-                            <w:pPr>
-                              <w:spacing w:after="0"/>
-                              <w:rPr>
-                                <w:rFonts w:ascii="함초롬돋움" w:eastAsia="함초롬돋움" w:hAnsi="함초롬돋움" w:cs="함초롬돋움"/>
-                                <w:color w:val="000000" w:themeColor="text1"/>
-                                <w:sz w:val="12"/>
-                                <w:szCs w:val="12"/>
-                              </w:rPr>
-                            </w:pPr>
-                            <w:r>
-                              <w:rPr>
-                                <w:rFonts w:ascii="함초롬돋움" w:eastAsia="함초롬돋움" w:hAnsi="함초롬돋움" w:cs="함초롬돋움"/>
-                                <w:color w:val="000000" w:themeColor="text1"/>
-                                <w:sz w:val="12"/>
-                                <w:szCs w:val="12"/>
-                              </w:rPr>
-                              <w:t>G : 들여쓰기</w:t>
-                            </w:r>
-                          </w:p>
-                          <w:p>
-                            <w:pPr>
-                              <w:spacing w:after="0"/>
-                              <w:rPr>
-                                <w:rFonts w:ascii="함초롬돋움" w:eastAsia="함초롬돋움" w:hAnsi="함초롬돋움" w:cs="함초롬돋움"/>
-                                <w:color w:val="000000" w:themeColor="text1"/>
-                                <w:sz w:val="12"/>
-                                <w:szCs w:val="12"/>
-                              </w:rPr>
-                            </w:pPr>
-                            <w:r>
-                              <w:rPr>
-                                <w:rFonts w:ascii="함초롬돋움" w:eastAsia="함초롬돋움" w:hAnsi="함초롬돋움" w:cs="함초롬돋움"/>
-                                <w:color w:val="000000" w:themeColor="text1"/>
-                                <w:sz w:val="12"/>
-                                <w:szCs w:val="12"/>
-                              </w:rPr>
-                              <w:t>B : 마크다운</w:t>
-                            </w:r>
-                          </w:p>
-                          <w:p>
-                            <w:pPr>
-                              <w:spacing w:after="0"/>
-                              <w:rPr>
-                                <w:rFonts w:ascii="함초롬돋움" w:eastAsia="함초롬돋움" w:hAnsi="함초롬돋움" w:cs="함초롬돋움"/>
-                                <w:color w:val="000000" w:themeColor="text1"/>
-                                <w:sz w:val="12"/>
-                                <w:szCs w:val="12"/>
-                              </w:rPr>
-                            </w:pPr>
-                            <w:r>
-                              <w:rPr>
-                                <w:rFonts w:ascii="함초롬돋움" w:eastAsia="함초롬돋움" w:hAnsi="함초롬돋움" w:cs="함초롬돋움"/>
-                                <w:color w:val="000000" w:themeColor="text1"/>
-                                <w:sz w:val="12"/>
-                                <w:szCs w:val="12"/>
-                              </w:rPr>
-                              <w:t>J : 글자수</w:t>
-                            </w:r>
-                          </w:p>
-                          <w:p>
-                            <w:pPr>
-                              <w:spacing w:after="0"/>
-                              <w:rPr>
-                                <w:rFonts w:ascii="함초롬돋움" w:eastAsia="함초롬돋움" w:hAnsi="함초롬돋움" w:cs="함초롬돋움"/>
-                                <w:color w:val="000000" w:themeColor="text1"/>
-                                <w:sz w:val="12"/>
-                                <w:szCs w:val="12"/>
-                              </w:rPr>
-                            </w:pPr>
-                            <w:proofErr w:type="gramStart"/>
-                            <w:r>
-                              <w:rPr>
-                                <w:rFonts w:ascii="함초롬돋움" w:eastAsia="함초롬돋움" w:hAnsi="함초롬돋움" w:cs="함초롬돋움"/>
-                                <w:color w:val="000000" w:themeColor="text1"/>
-                                <w:sz w:val="12"/>
-                                <w:szCs w:val="12"/>
-                              </w:rPr>
-                              <w:t>P :</w:t>
-                            </w:r>
-                            <w:proofErr w:type="gramEnd"/>
-                            <w:r>
-                              <w:rPr>
-                                <w:rFonts w:ascii="함초롬돋움" w:eastAsia="함초롬돋움" w:hAnsi="함초롬돋움" w:cs="함초롬돋움"/>
-                                <w:color w:val="000000" w:themeColor="text1"/>
-                                <w:sz w:val="12"/>
-                                <w:szCs w:val="12"/>
-                              </w:rPr>
-                              <w:t xml:space="preserve"> excuteMacro</w:t>
-                            </w:r>
-                          </w:p>
-                          <w:p>
-                            <w:pPr>
-                              <w:spacing w:after="0"/>
-                              <w:rPr>
-                                <w:rFonts w:ascii="함초롬돋움" w:eastAsia="함초롬돋움" w:hAnsi="함초롬돋움" w:cs="함초롬돋움"/>
-                                <w:color w:val="000000" w:themeColor="text1"/>
-                                <w:sz w:val="12"/>
-                                <w:szCs w:val="12"/>
-                              </w:rPr>
-                            </w:pPr>
-                            <w:proofErr w:type="gramStart"/>
-                            <w:r>
-                              <w:rPr>
-                                <w:rFonts w:ascii="함초롬돋움" w:eastAsia="함초롬돋움" w:hAnsi="함초롬돋움" w:cs="함초롬돋움"/>
-                                <w:color w:val="000000" w:themeColor="text1"/>
-                                <w:sz w:val="12"/>
-                                <w:szCs w:val="12"/>
-                              </w:rPr>
-                              <w:t>M :</w:t>
-                            </w:r>
-                            <w:proofErr w:type="gramEnd"/>
-                            <w:r>
-                              <w:rPr>
-                                <w:rFonts w:ascii="함초롬돋움" w:eastAsia="함초롬돋움" w:hAnsi="함초롬돋움" w:cs="함초롬돋움"/>
-                                <w:color w:val="000000" w:themeColor="text1"/>
-                                <w:sz w:val="12"/>
-                                <w:szCs w:val="12"/>
-                              </w:rPr>
-                              <w:t xml:space="preserve"> MultiFunction</w:t>
-                            </w:r>
-                          </w:p>
-                        </w:txbxContent>
-                      </wps:txbx>
-                      <wps:bodyPr rot="0" spcFirstLastPara="0" vertOverflow="overflow" horzOverflow="overflow" vert="horz" wrap="square" lIns="36000" tIns="0" rIns="36000" bIns="0" numCol="1" spcCol="0" rtlCol="0" fromWordArt="0" anchor="ctr" anchorCtr="0" forceAA="0" compatLnSpc="1">
-                        <a:prstTxWarp prst="textNoShape">
-                          <a:avLst/>
-                        </a:prstTxWarp>
-                        <a:noAutofit/>
-                      </wps:bodyPr>
-                    </wps:wsp>
-                  </a:graphicData>
-                </a:graphic>
-                <wp14:sizeRelH relativeFrom="margin">
-                  <wp14:pctWidth>0</wp14:pctWidth>
-                </wp14:sizeRelH>
-                <wp14:sizeRelV relativeFrom="margin">
-                  <wp14:pctHeight>0</wp14:pctHeight>
-                </wp14:sizeRelV>
-              </wp:anchor>
-            </w:drawing>
-          </mc:Choice>
-          <mc:Fallback>
-            <w:pict>
-              <v:rect w14:anchorId="00A1E4E4" id="직사각형 1" o:spid="_x0000_s1026" style="position:absolute;margin-left:0;margin-top:11.4pt;width:55.9pt;height:58.7pt;z-index:251659264;visibility:visible;mso-wrap-style:square;mso-width-percent:0;mso-height-percent:0;mso-wrap-distance-left:9pt;mso-wrap-distance-top:0;mso-wrap-distance-right:9pt;mso-wrap-distance-bottom:0;mso-position-horizontal:absolute;mso-position-horizontal-relative:text;mso-position-vertical:absolute;mso-position-vertical-relative:text;mso-width-percent:0;mso-height-percent:0;mso-width-relative:margin;mso-height-relative:margin;v-text-anchor:middle" o:gfxdata="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" filled="f" strokecolor="#030e13 [484]" strokeweight=".25pt">
-                <v:textbox inset="1mm,0,1mm,0">
-                  <w:txbxContent>
-                    <w:p>
-                      <w:pPr>
-                        <w:spacing w:after="0"/>
-                        <w:rPr>
-                          <w:rFonts w:ascii="함초롬돋움" w:eastAsia="함초롬돋움" w:hAnsi="함초롬돋움" w:cs="함초롬돋움"/>
-                          <w:color w:val="000000" w:themeColor="text1"/>
-                          <w:sz w:val="12"/>
-                          <w:szCs w:val="12"/>
-                        </w:rPr>
-                      </w:pPr>
-                      <w:r>
-                        <w:rPr>
-                          <w:rFonts w:ascii="함초롬돋움" w:eastAsia="함초롬돋움" w:hAnsi="함초롬돋움" w:cs="함초롬돋움"/>
-                          <w:color w:val="000000" w:themeColor="text1"/>
-                          <w:sz w:val="12"/>
-                          <w:szCs w:val="12"/>
-                        </w:rPr>
-                        <w:t>G : 들여쓰기</w:t>
-                      </w:r>
-                    </w:p>
-                    <w:p>
-                      <w:pPr>
-                        <w:spacing w:after="0"/>
-                        <w:rPr>
-                          <w:rFonts w:ascii="함초롬돋움" w:eastAsia="함초롬돋움" w:hAnsi="함초롬돋움" w:cs="함초롬돋움"/>
-                          <w:color w:val="000000" w:themeColor="text1"/>
-                          <w:sz w:val="12"/>
-                          <w:szCs w:val="12"/>
-                        </w:rPr>
-                      </w:pPr>
-                      <w:r>
-                        <w:rPr>
-                          <w:rFonts w:ascii="함초롬돋움" w:eastAsia="함초롬돋움" w:hAnsi="함초롬돋움" w:cs="함초롬돋움"/>
-                          <w:color w:val="000000" w:themeColor="text1"/>
-                          <w:sz w:val="12"/>
-                          <w:szCs w:val="12"/>
-                        </w:rPr>
-                        <w:t>B : 마크다운</w:t>
-                      </w:r>
-                    </w:p>
-                    <w:p>
-                      <w:pPr>
-                        <w:spacing w:after="0"/>
-                        <w:rPr>
-                          <w:rFonts w:ascii="함초롬돋움" w:eastAsia="함초롬돋움" w:hAnsi="함초롬돋움" w:cs="함초롬돋움"/>
-                          <w:color w:val="000000" w:themeColor="text1"/>
-                          <w:sz w:val="12"/>
-                          <w:szCs w:val="12"/>
-                        </w:rPr>
-                      </w:pPr>
-                      <w:r>
-                        <w:rPr>
-                          <w:rFonts w:ascii="함초롬돋움" w:eastAsia="함초롬돋움" w:hAnsi="함초롬돋움" w:cs="함초롬돋움"/>
-                          <w:color w:val="000000" w:themeColor="text1"/>
-                          <w:sz w:val="12"/>
-                          <w:szCs w:val="12"/>
-                        </w:rPr>
-                        <w:t>J : 글자수</w:t>
-                      </w:r>
-                    </w:p>
-                    <w:p>
-                      <w:pPr>
-                        <w:spacing w:after="0"/>
-                        <w:rPr>
-                          <w:rFonts w:ascii="함초롬돋움" w:eastAsia="함초롬돋움" w:hAnsi="함초롬돋움" w:cs="함초롬돋움"/>
-                          <w:color w:val="000000" w:themeColor="text1"/>
-                          <w:sz w:val="12"/>
-                          <w:szCs w:val="12"/>
-                        </w:rPr>
-                      </w:pPr>
-                      <w:proofErr w:type="gramStart"/>
-                      <w:r>
-                        <w:rPr>
-                          <w:rFonts w:ascii="함초롬돋움" w:eastAsia="함초롬돋움" w:hAnsi="함초롬돋움" w:cs="함초롬돋움"/>
-                          <w:color w:val="000000" w:themeColor="text1"/>
-                          <w:sz w:val="12"/>
-                          <w:szCs w:val="12"/>
-                        </w:rPr>
-                        <w:t>P :</w:t>
-                      </w:r>
-                      <w:proofErr w:type="gramEnd"/>
-                      <w:r>
-                        <w:rPr>
-                          <w:rFonts w:ascii="함초롬돋움" w:eastAsia="함초롬돋움" w:hAnsi="함초롬돋움" w:cs="함초롬돋움"/>
-                          <w:color w:val="000000" w:themeColor="text1"/>
-                          <w:sz w:val="12"/>
-                          <w:szCs w:val="12"/>
-                        </w:rPr>
-                        <w:t xml:space="preserve"> excuteMacro</w:t>
-                      </w:r>
-                    </w:p>
-                    <w:p>
-                      <w:pPr>
-                        <w:spacing w:after="0"/>
-                        <w:rPr>
-                          <w:rFonts w:ascii="함초롬돋움" w:eastAsia="함초롬돋움" w:hAnsi="함초롬돋움" w:cs="함초롬돋움"/>
-                          <w:color w:val="000000" w:themeColor="text1"/>
-                          <w:sz w:val="12"/>
-                          <w:szCs w:val="12"/>
-                        </w:rPr>
-                      </w:pPr>
-                      <w:proofErr w:type="gramStart"/>
-                      <w:r>
-                        <w:rPr>
-                          <w:rFonts w:ascii="함초롬돋움" w:eastAsia="함초롬돋움" w:hAnsi="함초롬돋움" w:cs="함초롬돋움"/>
-                          <w:color w:val="000000" w:themeColor="text1"/>
-                          <w:sz w:val="12"/>
-                          <w:szCs w:val="12"/>
-                        </w:rPr>
-                        <w:t>M :</w:t>
-                      </w:r>
-                      <w:proofErr w:type="gramEnd"/>
-                      <w:r>
-                        <w:rPr>
-                          <w:rFonts w:ascii="함초롬돋움" w:eastAsia="함초롬돋움" w:hAnsi="함초롬돋움" w:cs="함초롬돋움"/>
-                          <w:color w:val="000000" w:themeColor="text1"/>
-                          <w:sz w:val="12"/>
-                          <w:szCs w:val="12"/>
-                        </w:rPr>
-                        <w:t xml:space="preserve"> MultiFunction</w:t>
-                      </w:r>
-                    </w:p>
-                  </w:txbxContent>
-                </v:textbox>
-              </v:rect>
-            </w:pict>
-          </mc:Fallback>
-        </mc:AlternateContent>
-      </w:r>
-    </w:p>
-    <w:p>
-      <w:pPr>
-        <w:rPr>
-          <w:rFonts w:ascii="함초롬돋움" w:eastAsia="함초롬돋움" w:hAnsi="함초롬돋움" w:cs="함초롬돋움"/>
-          <w:sz w:val="12"/>
-          <w:szCs w:val="12"/>
-        </w:rPr>
-      </w:pPr>
-    </w:p>
-    <w:p>
-      <w:pPr>
-        <w:tabs>
-          <w:tab w:val="left" w:pos="1510"/>
-        </w:tabs>
-      </w:pPr>
-      <w:r>
-        <w:tab/>
-      </w:r>
-    </w:p>
-    <w:p/>
-    <w:p>
-      <w:r>
-        <w:rPr>
-          <w:noProof/>
-        </w:rPr>
-        <w:drawing>
-          <wp:inline distT="0" distB="0" distL="0" distR="0" wp14:anchorId="7541E463" wp14:editId="68B5EE49">
-            <wp:extent cx="2685600" cy="1231200"/>
-            <wp:effectExtent l="0" t="0" r="635" b="7620"/>
-            <wp:docPr id="1771976333" name="그림 1"/>
-            <wp:cNvGraphicFramePr>
-              <a:graphicFrameLocks xmlns:a="http://schemas.openxmlformats.org/drawingml/2006/main" noChangeAspect="1"/>
-            </wp:cNvGraphicFramePr>
-            <a:graphic xmlns:a="http://schemas.openxmlformats.org/drawingml/2006/main">
-              <a:graphicData uri="http://schemas.openxmlformats.org/drawingml/2006/picture">
-                <pic:pic xmlns:pic="http://schemas.openxmlformats.org/drawingml/2006/picture">
-                  <pic:nvPicPr>
-                    <pic:cNvPr id="1771976333" name=""/>
-                    <pic:cNvPicPr/>
-                  </pic:nvPicPr>
-                  <pic:blipFill>
-                    <a:blip r:embed="rId4"/>
-                    <a:stretch>
-                      <a:fillRect/>
-                    </a:stretch>
-                  </pic:blipFill>
-                  <pic:spPr>
-                    <a:xfrm>
-                      <a:off x="0" y="0"/>
-                      <a:ext cx="2685600" cy="1231200"/>
-                    </a:xfrm>
-                    <a:prstGeom prst="rect">
-                      <a:avLst/>
-                    </a:prstGeom>
-                  </pic:spPr>
-                </pic:pic>
-              </a:graphicData>
-            </a:graphic>
-          </wp:inline>
-        </w:drawing>
-      </w:r>
-    </w:p>
+    <w:tbl>
+      <w:tblPr>
+        <w:tblStyle w:val="aa"/>
+        <w:tblW w:w="0" w:type="auto"/>
+        <w:tblLayout w:type="fixed"/>
+        <w:tblCellMar>
+          <w:left w:w="0" w:type="dxa"/>
+          <w:right w:w="0" w:type="dxa"/>
+        </w:tblCellMar>
+        <w:tblLook w:val="04A0" w:firstRow="1" w:lastRow="0" w:firstColumn="1" w:lastColumn="0" w:noHBand="0" w:noVBand="1"/>
+      </w:tblPr>
+      <w:tblGrid>
+        <w:gridCol w:w="459"/>
+        <w:gridCol w:w="393"/>
+        <w:gridCol w:w="975"/>
+        <w:gridCol w:w="626"/>
+        <w:gridCol w:w="1326"/>
+        <w:gridCol w:w="510"/>
+      </w:tblGrid>
+      <w:tr>
+        <w:trPr>
+          <w:trHeight w:val="227"/>
+        </w:trPr>
+        <w:tc>
+          <w:tcPr>
+            <w:tcW w:w="459" w:type="dxa"/>
+            <w:shd w:val="clear" w:color="auto" w:fill="D9D9D9" w:themeFill="background1" w:themeFillShade="D9"/>
+            <w:vAlign w:val="center"/>
+          </w:tcPr>
+          <w:p>
+            <w:pPr>
+              <w:jc w:val="center"/>
+              <w:rPr>
+                <w:rFonts w:ascii="함초롬돋움" w:eastAsia="함초롬돋움" w:hAnsi="함초롬돋움" w:cs="함초롬돋움"/>
+                <w:b/>
+                <w:bCs/>
+                <w:sz w:val="12"/>
+                <w:szCs w:val="14"/>
+              </w:rPr>
+            </w:pPr>
+            <w:r>
+              <w:rPr>
+                <w:rFonts w:ascii="함초롬돋움" w:eastAsia="함초롬돋움" w:hAnsi="함초롬돋움" w:cs="함초롬돋움" w:hint="eastAsia"/>
+                <w:b/>
+                <w:bCs/>
+                <w:sz w:val="12"/>
+                <w:szCs w:val="14"/>
+              </w:rPr>
+              <w:t>일차</w:t>
+            </w:r>
+          </w:p>
+        </w:tc>
+        <w:tc>
+          <w:tcPr>
+            <w:tcW w:w="393" w:type="dxa"/>
+            <w:shd w:val="clear" w:color="auto" w:fill="D9D9D9" w:themeFill="background1" w:themeFillShade="D9"/>
+            <w:vAlign w:val="center"/>
+          </w:tcPr>
+          <w:p>
+            <w:pPr>
+              <w:jc w:val="center"/>
+              <w:rPr>
+                <w:rFonts w:ascii="함초롬돋움" w:eastAsia="함초롬돋움" w:hAnsi="함초롬돋움" w:cs="함초롬돋움"/>
+                <w:b/>
+                <w:bCs/>
+                <w:sz w:val="12"/>
+                <w:szCs w:val="14"/>
+              </w:rPr>
+            </w:pPr>
+            <w:r>
+              <w:rPr>
+                <w:rFonts w:ascii="함초롬돋움" w:eastAsia="함초롬돋움" w:hAnsi="함초롬돋움" w:cs="함초롬돋움" w:hint="eastAsia"/>
+                <w:b/>
+                <w:bCs/>
+                <w:sz w:val="12"/>
+                <w:szCs w:val="14"/>
+              </w:rPr>
+              <w:t>교시</w:t>
+            </w:r>
+          </w:p>
+        </w:tc>
+        <w:tc>
+          <w:tcPr>
+            <w:tcW w:w="975" w:type="dxa"/>
+            <w:shd w:val="clear" w:color="auto" w:fill="D9D9D9" w:themeFill="background1" w:themeFillShade="D9"/>
+            <w:vAlign w:val="center"/>
+          </w:tcPr>
+          <w:p>
+            <w:pPr>
+              <w:jc w:val="center"/>
+              <w:rPr>
+                <w:rFonts w:ascii="함초롬돋움" w:eastAsia="함초롬돋움" w:hAnsi="함초롬돋움" w:cs="함초롬돋움"/>
+                <w:b/>
+                <w:bCs/>
+                <w:sz w:val="12"/>
+                <w:szCs w:val="14"/>
+              </w:rPr>
+            </w:pPr>
+            <w:r>
+              <w:rPr>
+                <w:rFonts w:ascii="함초롬돋움" w:eastAsia="함초롬돋움" w:hAnsi="함초롬돋움" w:cs="함초롬돋움" w:hint="eastAsia"/>
+                <w:b/>
+                <w:bCs/>
+                <w:sz w:val="12"/>
+                <w:szCs w:val="14"/>
+              </w:rPr>
+              <w:t>시험과목</w:t>
+            </w:r>
+          </w:p>
+        </w:tc>
+        <w:tc>
+          <w:tcPr>
+            <w:tcW w:w="626" w:type="dxa"/>
+            <w:shd w:val="clear" w:color="auto" w:fill="D9D9D9" w:themeFill="background1" w:themeFillShade="D9"/>
+            <w:vAlign w:val="center"/>
+          </w:tcPr>
+          <w:p>
+            <w:pPr>
+              <w:jc w:val="center"/>
+              <w:rPr>
+                <w:rFonts w:ascii="함초롬돋움" w:eastAsia="함초롬돋움" w:hAnsi="함초롬돋움" w:cs="함초롬돋움"/>
+                <w:b/>
+                <w:bCs/>
+                <w:sz w:val="12"/>
+                <w:szCs w:val="14"/>
+              </w:rPr>
+            </w:pPr>
+            <w:r>
+              <w:rPr>
+                <w:rFonts w:ascii="함초롬돋움" w:eastAsia="함초롬돋움" w:hAnsi="함초롬돋움" w:cs="함초롬돋움" w:hint="eastAsia"/>
+                <w:b/>
+                <w:bCs/>
+                <w:sz w:val="12"/>
+                <w:szCs w:val="14"/>
+              </w:rPr>
+              <w:t>입실시간</w:t>
+            </w:r>
+          </w:p>
+        </w:tc>
+        <w:tc>
+          <w:tcPr>
+            <w:tcW w:w="1326" w:type="dxa"/>
+            <w:shd w:val="clear" w:color="auto" w:fill="D9D9D9" w:themeFill="background1" w:themeFillShade="D9"/>
+            <w:vAlign w:val="center"/>
+          </w:tcPr>
+          <w:p>
+            <w:pPr>
+              <w:jc w:val="center"/>
+              <w:rPr>
+                <w:rFonts w:ascii="함초롬돋움" w:eastAsia="함초롬돋움" w:hAnsi="함초롬돋움" w:cs="함초롬돋움"/>
+                <w:b/>
+                <w:bCs/>
+                <w:sz w:val="12"/>
+                <w:szCs w:val="14"/>
+              </w:rPr>
+            </w:pPr>
+            <w:r>
+              <w:rPr>
+                <w:rFonts w:ascii="함초롬돋움" w:eastAsia="함초롬돋움" w:hAnsi="함초롬돋움" w:cs="함초롬돋움" w:hint="eastAsia"/>
+                <w:b/>
+                <w:bCs/>
+                <w:sz w:val="12"/>
+                <w:szCs w:val="14"/>
+              </w:rPr>
+              <w:t>시험시간</w:t>
+            </w:r>
+          </w:p>
+        </w:tc>
+        <w:tc>
+          <w:tcPr>
+            <w:tcW w:w="510" w:type="dxa"/>
+            <w:shd w:val="clear" w:color="auto" w:fill="D9D9D9" w:themeFill="background1" w:themeFillShade="D9"/>
+            <w:vAlign w:val="center"/>
+          </w:tcPr>
+          <w:p>
+            <w:pPr>
+              <w:jc w:val="center"/>
+              <w:rPr>
+                <w:rFonts w:ascii="함초롬돋움" w:eastAsia="함초롬돋움" w:hAnsi="함초롬돋움" w:cs="함초롬돋움"/>
+                <w:b/>
+                <w:bCs/>
+                <w:sz w:val="12"/>
+                <w:szCs w:val="14"/>
+              </w:rPr>
+            </w:pPr>
+            <w:r>
+              <w:rPr>
+                <w:rFonts w:ascii="함초롬돋움" w:eastAsia="함초롬돋움" w:hAnsi="함초롬돋움" w:cs="함초롬돋움" w:hint="eastAsia"/>
+                <w:b/>
+                <w:bCs/>
+                <w:sz w:val="12"/>
+                <w:szCs w:val="14"/>
+              </w:rPr>
+              <w:t>문항수</w:t>
+            </w:r>
+          </w:p>
+        </w:tc>
+      </w:tr>
+      <w:tr>
+        <w:trPr>
+          <w:trHeight w:val="340"/>
+        </w:trPr>
+        <w:tc>
+          <w:tcPr>
+            <w:tcW w:w="459" w:type="dxa"/>
+            <w:vMerge w:val="restart"/>
+            <w:vAlign w:val="center"/>
+          </w:tcPr>
+          <w:p>
+            <w:pPr>
+              <w:jc w:val="center"/>
+              <w:rPr>
+                <w:rFonts w:ascii="함초롬돋움" w:eastAsia="함초롬돋움" w:hAnsi="함초롬돋움" w:cs="함초롬돋움"/>
+                <w:sz w:val="12"/>
+                <w:szCs w:val="14"/>
+              </w:rPr>
+            </w:pPr>
+            <w:r>
+              <w:rPr>
+                <w:rFonts w:ascii="함초롬돋움" w:eastAsia="함초롬돋움" w:hAnsi="함초롬돋움" w:cs="함초롬돋움" w:hint="eastAsia"/>
+                <w:sz w:val="12"/>
+                <w:szCs w:val="14"/>
+              </w:rPr>
+              <w:t>1일차</w:t>
+            </w:r>
+          </w:p>
+        </w:tc>
+        <w:tc>
+          <w:tcPr>
+            <w:tcW w:w="393" w:type="dxa"/>
+            <w:vAlign w:val="center"/>
+          </w:tcPr>
+          <w:p>
+            <w:pPr>
+              <w:jc w:val="center"/>
+              <w:rPr>
+                <w:rFonts w:ascii="함초롬돋움" w:eastAsia="함초롬돋움" w:hAnsi="함초롬돋움" w:cs="함초롬돋움"/>
+                <w:sz w:val="12"/>
+                <w:szCs w:val="14"/>
+              </w:rPr>
+            </w:pPr>
+            <w:r>
+              <w:rPr>
+                <w:rFonts w:ascii="함초롬돋움" w:eastAsia="함초롬돋움" w:hAnsi="함초롬돋움" w:cs="함초롬돋움" w:hint="eastAsia"/>
+                <w:sz w:val="12"/>
+                <w:szCs w:val="14"/>
+              </w:rPr>
+              <w:t>1</w:t>
+            </w:r>
+          </w:p>
+        </w:tc>
+        <w:tc>
+          <w:tcPr>
+            <w:tcW w:w="975" w:type="dxa"/>
+            <w:vAlign w:val="center"/>
+          </w:tcPr>
+          <w:p>
+            <w:pPr>
+              <w:jc w:val="center"/>
+              <w:rPr>
+                <w:rFonts w:ascii="함초롬돋움" w:eastAsia="함초롬돋움" w:hAnsi="함초롬돋움" w:cs="함초롬돋움"/>
+                <w:sz w:val="12"/>
+                <w:szCs w:val="14"/>
+              </w:rPr>
+            </w:pPr>
+            <w:r>
+              <w:rPr>
+                <w:rFonts w:ascii="함초롬돋움" w:eastAsia="함초롬돋움" w:hAnsi="함초롬돋움" w:cs="함초롬돋움" w:hint="eastAsia"/>
+                <w:sz w:val="12"/>
+                <w:szCs w:val="14"/>
+              </w:rPr>
+              <w:t>노동법</w:t>
+            </w:r>
+            <w:r>
+              <w:rPr>
+                <w:rFonts w:ascii="함초롬돋움" w:eastAsia="함초롬돋움" w:hAnsi="함초롬돋움" w:cs="함초롬돋움" w:hint="eastAsia"/>
+                <w:sz w:val="12"/>
+                <w:szCs w:val="14"/>
+              </w:rPr>
+              <w:t>1</w:t>
+            </w:r>
+          </w:p>
+        </w:tc>
+        <w:tc>
+          <w:tcPr>
+            <w:tcW w:w="626" w:type="dxa"/>
+            <w:vAlign w:val="center"/>
+          </w:tcPr>
+          <w:p>
+            <w:pPr>
+              <w:jc w:val="center"/>
+              <w:rPr>
+                <w:rFonts w:ascii="함초롬돋움" w:eastAsia="함초롬돋움" w:hAnsi="함초롬돋움" w:cs="함초롬돋움"/>
+                <w:sz w:val="12"/>
+                <w:szCs w:val="14"/>
+              </w:rPr>
+            </w:pPr>
+            <w:r>
+              <w:rPr>
+                <w:rFonts w:ascii="함초롬돋움" w:eastAsia="함초롬돋움" w:hAnsi="함초롬돋움" w:cs="함초롬돋움" w:hint="eastAsia"/>
+                <w:sz w:val="12"/>
+                <w:szCs w:val="14"/>
+              </w:rPr>
+              <w:t>09:00</w:t>
+            </w:r>
+          </w:p>
+        </w:tc>
+        <w:tc>
+          <w:tcPr>
+            <w:tcW w:w="1326" w:type="dxa"/>
+            <w:vAlign w:val="center"/>
+          </w:tcPr>
+          <w:p>
+            <w:pPr>
+              <w:spacing w:line="140" w:lineRule="exact"/>
+              <w:jc w:val="center"/>
+              <w:rPr>
+                <w:rFonts w:ascii="함초롬돋움" w:eastAsia="함초롬돋움" w:hAnsi="함초롬돋움" w:cs="함초롬돋움"/>
+                <w:sz w:val="12"/>
+                <w:szCs w:val="14"/>
+              </w:rPr>
+            </w:pPr>
+            <w:r>
+              <w:rPr>
+                <w:rFonts w:ascii="함초롬돋움" w:eastAsia="함초롬돋움" w:hAnsi="함초롬돋움" w:cs="함초롬돋움" w:hint="eastAsia"/>
+                <w:sz w:val="12"/>
+                <w:szCs w:val="14"/>
+              </w:rPr>
+              <w:t>09:30 ~ 10:45</w:t>
+            </w:r>
+          </w:p>
+          <w:p>
+            <w:pPr>
+              <w:spacing w:line="140" w:lineRule="exact"/>
+              <w:jc w:val="center"/>
+              <w:rPr>
+                <w:rFonts w:ascii="함초롬돋움" w:eastAsia="함초롬돋움" w:hAnsi="함초롬돋움" w:cs="함초롬돋움"/>
+                <w:sz w:val="12"/>
+                <w:szCs w:val="14"/>
+              </w:rPr>
+            </w:pPr>
+            <w:r>
+              <w:rPr>
+                <w:rFonts w:ascii="함초롬돋움" w:eastAsia="함초롬돋움" w:hAnsi="함초롬돋움" w:cs="함초롬돋움" w:hint="eastAsia"/>
+                <w:sz w:val="12"/>
+                <w:szCs w:val="14"/>
+              </w:rPr>
+              <w:t>(75분)</w:t>
+            </w:r>
+          </w:p>
+        </w:tc>
+        <w:tc>
+          <w:tcPr>
+            <w:tcW w:w="510" w:type="dxa"/>
+            <w:vAlign w:val="center"/>
+          </w:tcPr>
+          <w:p>
+            <w:pPr>
+              <w:jc w:val="center"/>
+              <w:rPr>
+                <w:rFonts w:ascii="함초롬돋움" w:eastAsia="함초롬돋움" w:hAnsi="함초롬돋움" w:cs="함초롬돋움"/>
+                <w:sz w:val="12"/>
+                <w:szCs w:val="14"/>
+              </w:rPr>
+            </w:pPr>
+            <w:r>
+              <w:rPr>
+                <w:rFonts w:ascii="함초롬돋움" w:eastAsia="함초롬돋움" w:hAnsi="함초롬돋움" w:cs="함초롬돋움" w:hint="eastAsia"/>
+                <w:sz w:val="12"/>
+                <w:szCs w:val="14"/>
+              </w:rPr>
+              <w:t>4문항</w:t>
+            </w:r>
+          </w:p>
+        </w:tc>
+      </w:tr>
+      <w:tr>
+        <w:trPr>
+          <w:trHeight w:val="340"/>
+        </w:trPr>
+        <w:tc>
+          <w:tcPr>
+            <w:tcW w:w="459" w:type="dxa"/>
+            <w:vMerge/>
+            <w:vAlign w:val="center"/>
+          </w:tcPr>
+          <w:p>
+            <w:pPr>
+              <w:jc w:val="center"/>
+              <w:rPr>
+                <w:rFonts w:ascii="함초롬돋움" w:eastAsia="함초롬돋움" w:hAnsi="함초롬돋움" w:cs="함초롬돋움"/>
+                <w:sz w:val="12"/>
+                <w:szCs w:val="14"/>
+              </w:rPr>
+            </w:pPr>
+          </w:p>
+        </w:tc>
+        <w:tc>
+          <w:tcPr>
+            <w:tcW w:w="393" w:type="dxa"/>
+            <w:vAlign w:val="center"/>
+          </w:tcPr>
+          <w:p>
+            <w:pPr>
+              <w:jc w:val="center"/>
+              <w:rPr>
+                <w:rFonts w:ascii="함초롬돋움" w:eastAsia="함초롬돋움" w:hAnsi="함초롬돋움" w:cs="함초롬돋움"/>
+                <w:sz w:val="12"/>
+                <w:szCs w:val="14"/>
+              </w:rPr>
+            </w:pPr>
+            <w:r>
+              <w:rPr>
+                <w:rFonts w:ascii="함초롬돋움" w:eastAsia="함초롬돋움" w:hAnsi="함초롬돋움" w:cs="함초롬돋움" w:hint="eastAsia"/>
+                <w:sz w:val="12"/>
+                <w:szCs w:val="14"/>
+              </w:rPr>
+              <w:t>2</w:t>
+            </w:r>
+          </w:p>
+        </w:tc>
+        <w:tc>
+          <w:tcPr>
+            <w:tcW w:w="975" w:type="dxa"/>
+            <w:vAlign w:val="center"/>
+          </w:tcPr>
+          <w:p>
+            <w:pPr>
+              <w:jc w:val="center"/>
+              <w:rPr>
+                <w:rFonts w:ascii="함초롬돋움" w:eastAsia="함초롬돋움" w:hAnsi="함초롬돋움" w:cs="함초롬돋움" w:hint="eastAsia"/>
+                <w:sz w:val="12"/>
+                <w:szCs w:val="14"/>
+              </w:rPr>
+            </w:pPr>
+            <w:r>
+              <w:rPr>
+                <w:rFonts w:ascii="함초롬돋움" w:eastAsia="함초롬돋움" w:hAnsi="함초롬돋움" w:cs="함초롬돋움" w:hint="eastAsia"/>
+                <w:sz w:val="12"/>
+                <w:szCs w:val="14"/>
+              </w:rPr>
+              <w:t>노동법2</w:t>
+            </w:r>
+          </w:p>
+        </w:tc>
+        <w:tc>
+          <w:tcPr>
+            <w:tcW w:w="626" w:type="dxa"/>
+            <w:vAlign w:val="center"/>
+          </w:tcPr>
+          <w:p>
+            <w:pPr>
+              <w:jc w:val="center"/>
+              <w:rPr>
+                <w:rFonts w:ascii="함초롬돋움" w:eastAsia="함초롬돋움" w:hAnsi="함초롬돋움" w:cs="함초롬돋움"/>
+                <w:sz w:val="12"/>
+                <w:szCs w:val="14"/>
+              </w:rPr>
+            </w:pPr>
+            <w:r>
+              <w:rPr>
+                <w:rFonts w:ascii="함초롬돋움" w:eastAsia="함초롬돋움" w:hAnsi="함초롬돋움" w:cs="함초롬돋움" w:hint="eastAsia"/>
+                <w:sz w:val="12"/>
+                <w:szCs w:val="14"/>
+              </w:rPr>
+              <w:t>11:05</w:t>
+            </w:r>
+          </w:p>
+        </w:tc>
+        <w:tc>
+          <w:tcPr>
+            <w:tcW w:w="1326" w:type="dxa"/>
+            <w:vAlign w:val="center"/>
+          </w:tcPr>
+          <w:p>
+            <w:pPr>
+              <w:spacing w:line="140" w:lineRule="exact"/>
+              <w:jc w:val="center"/>
+              <w:rPr>
+                <w:rFonts w:ascii="함초롬돋움" w:eastAsia="함초롬돋움" w:hAnsi="함초롬돋움" w:cs="함초롬돋움"/>
+                <w:sz w:val="12"/>
+                <w:szCs w:val="14"/>
+              </w:rPr>
+            </w:pPr>
+            <w:r>
+              <w:rPr>
+                <w:rFonts w:ascii="함초롬돋움" w:eastAsia="함초롬돋움" w:hAnsi="함초롬돋움" w:cs="함초롬돋움" w:hint="eastAsia"/>
+                <w:sz w:val="12"/>
+                <w:szCs w:val="14"/>
+              </w:rPr>
+              <w:t>11:15 ~ 12:30</w:t>
+            </w:r>
+          </w:p>
+          <w:p>
+            <w:pPr>
+              <w:spacing w:line="140" w:lineRule="exact"/>
+              <w:jc w:val="center"/>
+              <w:rPr>
+                <w:rFonts w:ascii="함초롬돋움" w:eastAsia="함초롬돋움" w:hAnsi="함초롬돋움" w:cs="함초롬돋움"/>
+                <w:sz w:val="12"/>
+                <w:szCs w:val="14"/>
+              </w:rPr>
+            </w:pPr>
+            <w:r>
+              <w:rPr>
+                <w:rFonts w:ascii="함초롬돋움" w:eastAsia="함초롬돋움" w:hAnsi="함초롬돋움" w:cs="함초롬돋움" w:hint="eastAsia"/>
+                <w:sz w:val="12"/>
+                <w:szCs w:val="14"/>
+              </w:rPr>
+              <w:t>(75분)</w:t>
+            </w:r>
+          </w:p>
+        </w:tc>
+        <w:tc>
+          <w:tcPr>
+            <w:tcW w:w="510" w:type="dxa"/>
+            <w:vAlign w:val="center"/>
+          </w:tcPr>
+          <w:p>
+            <w:pPr>
+              <w:jc w:val="center"/>
+              <w:rPr>
+                <w:rFonts w:ascii="함초롬돋움" w:eastAsia="함초롬돋움" w:hAnsi="함초롬돋움" w:cs="함초롬돋움"/>
+                <w:sz w:val="12"/>
+                <w:szCs w:val="14"/>
+              </w:rPr>
+            </w:pPr>
+            <w:r>
+              <w:rPr>
+                <w:rFonts w:ascii="함초롬돋움" w:eastAsia="함초롬돋움" w:hAnsi="함초롬돋움" w:cs="함초롬돋움" w:hint="eastAsia"/>
+                <w:sz w:val="12"/>
+                <w:szCs w:val="14"/>
+              </w:rPr>
+              <w:t>4문항</w:t>
+            </w:r>
+          </w:p>
+        </w:tc>
+      </w:tr>
+      <w:tr>
+        <w:trPr>
+          <w:trHeight w:val="340"/>
+        </w:trPr>
+        <w:tc>
+          <w:tcPr>
+            <w:tcW w:w="459" w:type="dxa"/>
+            <w:vMerge/>
+            <w:vAlign w:val="center"/>
+          </w:tcPr>
+          <w:p>
+            <w:pPr>
+              <w:jc w:val="center"/>
+              <w:rPr>
+                <w:rFonts w:ascii="함초롬돋움" w:eastAsia="함초롬돋움" w:hAnsi="함초롬돋움" w:cs="함초롬돋움"/>
+                <w:sz w:val="12"/>
+                <w:szCs w:val="14"/>
+              </w:rPr>
+            </w:pPr>
+          </w:p>
+        </w:tc>
+        <w:tc>
+          <w:tcPr>
+            <w:tcW w:w="393" w:type="dxa"/>
+            <w:vAlign w:val="center"/>
+          </w:tcPr>
+          <w:p>
+            <w:pPr>
+              <w:jc w:val="center"/>
+              <w:rPr>
+                <w:rFonts w:ascii="함초롬돋움" w:eastAsia="함초롬돋움" w:hAnsi="함초롬돋움" w:cs="함초롬돋움"/>
+                <w:sz w:val="12"/>
+                <w:szCs w:val="14"/>
+              </w:rPr>
+            </w:pPr>
+            <w:r>
+              <w:rPr>
+                <w:rFonts w:ascii="함초롬돋움" w:eastAsia="함초롬돋움" w:hAnsi="함초롬돋움" w:cs="함초롬돋움" w:hint="eastAsia"/>
+                <w:sz w:val="12"/>
+                <w:szCs w:val="14"/>
+              </w:rPr>
+              <w:t>3</w:t>
+            </w:r>
+          </w:p>
+        </w:tc>
+        <w:tc>
+          <w:tcPr>
+            <w:tcW w:w="975" w:type="dxa"/>
+            <w:vAlign w:val="center"/>
+          </w:tcPr>
+          <w:p>
+            <w:pPr>
+              <w:jc w:val="center"/>
+              <w:rPr>
+                <w:rFonts w:ascii="함초롬돋움" w:eastAsia="함초롬돋움" w:hAnsi="함초롬돋움" w:cs="함초롬돋움"/>
+                <w:sz w:val="12"/>
+                <w:szCs w:val="14"/>
+              </w:rPr>
+            </w:pPr>
+            <w:r>
+              <w:rPr>
+                <w:rFonts w:ascii="함초롬돋움" w:eastAsia="함초롬돋움" w:hAnsi="함초롬돋움" w:cs="함초롬돋움" w:hint="eastAsia"/>
+                <w:sz w:val="12"/>
+                <w:szCs w:val="14"/>
+              </w:rPr>
+              <w:t>인사노무관리론</w:t>
+            </w:r>
+          </w:p>
+        </w:tc>
+        <w:tc>
+          <w:tcPr>
+            <w:tcW w:w="626" w:type="dxa"/>
+            <w:vAlign w:val="center"/>
+          </w:tcPr>
+          <w:p>
+            <w:pPr>
+              <w:jc w:val="center"/>
+              <w:rPr>
+                <w:rFonts w:ascii="함초롬돋움" w:eastAsia="함초롬돋움" w:hAnsi="함초롬돋움" w:cs="함초롬돋움"/>
+                <w:sz w:val="12"/>
+                <w:szCs w:val="14"/>
+              </w:rPr>
+            </w:pPr>
+            <w:r>
+              <w:rPr>
+                <w:rFonts w:ascii="함초롬돋움" w:eastAsia="함초롬돋움" w:hAnsi="함초롬돋움" w:cs="함초롬돋움" w:hint="eastAsia"/>
+                <w:sz w:val="12"/>
+                <w:szCs w:val="14"/>
+              </w:rPr>
+              <w:t>13:30</w:t>
+            </w:r>
+          </w:p>
+        </w:tc>
+        <w:tc>
+          <w:tcPr>
+            <w:tcW w:w="1326" w:type="dxa"/>
+            <w:vAlign w:val="center"/>
+          </w:tcPr>
+          <w:p>
+            <w:pPr>
+              <w:spacing w:line="140" w:lineRule="exact"/>
+              <w:jc w:val="center"/>
+              <w:rPr>
+                <w:rFonts w:ascii="함초롬돋움" w:eastAsia="함초롬돋움" w:hAnsi="함초롬돋움" w:cs="함초롬돋움"/>
+                <w:sz w:val="12"/>
+                <w:szCs w:val="14"/>
+              </w:rPr>
+            </w:pPr>
+            <w:r>
+              <w:rPr>
+                <w:rFonts w:ascii="함초롬돋움" w:eastAsia="함초롬돋움" w:hAnsi="함초롬돋움" w:cs="함초롬돋움" w:hint="eastAsia"/>
+                <w:sz w:val="12"/>
+                <w:szCs w:val="14"/>
+              </w:rPr>
+              <w:t>13:50 ~ 15:30</w:t>
+            </w:r>
+          </w:p>
+          <w:p>
+            <w:pPr>
+              <w:spacing w:line="140" w:lineRule="exact"/>
+              <w:jc w:val="center"/>
+              <w:rPr>
+                <w:rFonts w:ascii="함초롬돋움" w:eastAsia="함초롬돋움" w:hAnsi="함초롬돋움" w:cs="함초롬돋움"/>
+                <w:sz w:val="12"/>
+                <w:szCs w:val="14"/>
+              </w:rPr>
+            </w:pPr>
+            <w:r>
+              <w:rPr>
+                <w:rFonts w:ascii="함초롬돋움" w:eastAsia="함초롬돋움" w:hAnsi="함초롬돋움" w:cs="함초롬돋움" w:hint="eastAsia"/>
+                <w:sz w:val="12"/>
+                <w:szCs w:val="14"/>
+              </w:rPr>
+              <w:t>(100분)</w:t>
+            </w:r>
+          </w:p>
+        </w:tc>
+        <w:tc>
+          <w:tcPr>
+            <w:tcW w:w="510" w:type="dxa"/>
+            <w:vAlign w:val="center"/>
+          </w:tcPr>
+          <w:p>
+            <w:pPr>
+              <w:jc w:val="center"/>
+              <w:rPr>
+                <w:rFonts w:ascii="함초롬돋움" w:eastAsia="함초롬돋움" w:hAnsi="함초롬돋움" w:cs="함초롬돋움"/>
+                <w:sz w:val="12"/>
+                <w:szCs w:val="14"/>
+              </w:rPr>
+            </w:pPr>
+            <w:r>
+              <w:rPr>
+                <w:rFonts w:ascii="함초롬돋움" w:eastAsia="함초롬돋움" w:hAnsi="함초롬돋움" w:cs="함초롬돋움" w:hint="eastAsia"/>
+                <w:sz w:val="12"/>
+                <w:szCs w:val="14"/>
+              </w:rPr>
+              <w:t>3문</w:t>
+            </w:r>
+            <w:r>
+              <w:rPr>
+                <w:rFonts w:ascii="함초롬돋움" w:eastAsia="함초롬돋움" w:hAnsi="함초롬돋움" w:cs="함초롬돋움" w:hint="eastAsia"/>
+                <w:sz w:val="12"/>
+                <w:szCs w:val="14"/>
+              </w:rPr>
+              <w:t>항</w:t>
+            </w:r>
+          </w:p>
+        </w:tc>
+      </w:tr>
+      <w:tr>
+        <w:trPr>
+          <w:trHeight w:val="340"/>
+        </w:trPr>
+        <w:tc>
+          <w:tcPr>
+            <w:tcW w:w="459" w:type="dxa"/>
+            <w:vMerge w:val="restart"/>
+            <w:vAlign w:val="center"/>
+          </w:tcPr>
+          <w:p>
+            <w:pPr>
+              <w:jc w:val="center"/>
+              <w:rPr>
+                <w:rFonts w:ascii="함초롬돋움" w:eastAsia="함초롬돋움" w:hAnsi="함초롬돋움" w:cs="함초롬돋움"/>
+                <w:sz w:val="12"/>
+                <w:szCs w:val="14"/>
+              </w:rPr>
+            </w:pPr>
+            <w:r>
+              <w:rPr>
+                <w:rFonts w:ascii="함초롬돋움" w:eastAsia="함초롬돋움" w:hAnsi="함초롬돋움" w:cs="함초롬돋움" w:hint="eastAsia"/>
+                <w:sz w:val="12"/>
+                <w:szCs w:val="14"/>
+              </w:rPr>
+              <w:t>2일차</w:t>
+            </w:r>
+          </w:p>
+        </w:tc>
+        <w:tc>
+          <w:tcPr>
+            <w:tcW w:w="393" w:type="dxa"/>
+            <w:vAlign w:val="center"/>
+          </w:tcPr>
+          <w:p>
+            <w:pPr>
+              <w:jc w:val="center"/>
+              <w:rPr>
+                <w:rFonts w:ascii="함초롬돋움" w:eastAsia="함초롬돋움" w:hAnsi="함초롬돋움" w:cs="함초롬돋움"/>
+                <w:sz w:val="12"/>
+                <w:szCs w:val="14"/>
+              </w:rPr>
+            </w:pPr>
+            <w:r>
+              <w:rPr>
+                <w:rFonts w:ascii="함초롬돋움" w:eastAsia="함초롬돋움" w:hAnsi="함초롬돋움" w:cs="함초롬돋움" w:hint="eastAsia"/>
+                <w:sz w:val="12"/>
+                <w:szCs w:val="14"/>
+              </w:rPr>
+              <w:t>1</w:t>
+            </w:r>
+          </w:p>
+        </w:tc>
+        <w:tc>
+          <w:tcPr>
+            <w:tcW w:w="975" w:type="dxa"/>
+            <w:vAlign w:val="center"/>
+          </w:tcPr>
+          <w:p>
+            <w:pPr>
+              <w:jc w:val="center"/>
+              <w:rPr>
+                <w:rFonts w:ascii="함초롬돋움" w:eastAsia="함초롬돋움" w:hAnsi="함초롬돋움" w:cs="함초롬돋움"/>
+                <w:sz w:val="12"/>
+                <w:szCs w:val="14"/>
+              </w:rPr>
+            </w:pPr>
+            <w:r>
+              <w:rPr>
+                <w:rFonts w:ascii="함초롬돋움" w:eastAsia="함초롬돋움" w:hAnsi="함초롬돋움" w:cs="함초롬돋움" w:hint="eastAsia"/>
+                <w:sz w:val="12"/>
+                <w:szCs w:val="14"/>
+              </w:rPr>
+              <w:t>행정쟁송법</w:t>
+            </w:r>
+          </w:p>
+        </w:tc>
+        <w:tc>
+          <w:tcPr>
+            <w:tcW w:w="626" w:type="dxa"/>
+            <w:vAlign w:val="center"/>
+          </w:tcPr>
+          <w:p>
+            <w:pPr>
+              <w:jc w:val="center"/>
+              <w:rPr>
+                <w:rFonts w:ascii="함초롬돋움" w:eastAsia="함초롬돋움" w:hAnsi="함초롬돋움" w:cs="함초롬돋움"/>
+                <w:sz w:val="12"/>
+                <w:szCs w:val="14"/>
+              </w:rPr>
+            </w:pPr>
+            <w:r>
+              <w:rPr>
+                <w:rFonts w:ascii="함초롬돋움" w:eastAsia="함초롬돋움" w:hAnsi="함초롬돋움" w:cs="함초롬돋움" w:hint="eastAsia"/>
+                <w:sz w:val="12"/>
+                <w:szCs w:val="14"/>
+              </w:rPr>
+              <w:t>09:00</w:t>
+            </w:r>
+          </w:p>
+        </w:tc>
+        <w:tc>
+          <w:tcPr>
+            <w:tcW w:w="1326" w:type="dxa"/>
+            <w:vAlign w:val="center"/>
+          </w:tcPr>
+          <w:p>
+            <w:pPr>
+              <w:spacing w:line="140" w:lineRule="exact"/>
+              <w:jc w:val="center"/>
+              <w:rPr>
+                <w:rFonts w:ascii="함초롬돋움" w:eastAsia="함초롬돋움" w:hAnsi="함초롬돋움" w:cs="함초롬돋움"/>
+                <w:sz w:val="12"/>
+                <w:szCs w:val="14"/>
+              </w:rPr>
+            </w:pPr>
+            <w:r>
+              <w:rPr>
+                <w:rFonts w:ascii="함초롬돋움" w:eastAsia="함초롬돋움" w:hAnsi="함초롬돋움" w:cs="함초롬돋움" w:hint="eastAsia"/>
+                <w:sz w:val="12"/>
+                <w:szCs w:val="14"/>
+              </w:rPr>
+              <w:t>09:30 ~ 11:10</w:t>
+            </w:r>
+          </w:p>
+          <w:p>
+            <w:pPr>
+              <w:spacing w:line="140" w:lineRule="exact"/>
+              <w:jc w:val="center"/>
+              <w:rPr>
+                <w:rFonts w:ascii="함초롬돋움" w:eastAsia="함초롬돋움" w:hAnsi="함초롬돋움" w:cs="함초롬돋움"/>
+                <w:sz w:val="12"/>
+                <w:szCs w:val="14"/>
+              </w:rPr>
+            </w:pPr>
+            <w:r>
+              <w:rPr>
+                <w:rFonts w:ascii="함초롬돋움" w:eastAsia="함초롬돋움" w:hAnsi="함초롬돋움" w:cs="함초롬돋움" w:hint="eastAsia"/>
+                <w:sz w:val="12"/>
+                <w:szCs w:val="14"/>
+              </w:rPr>
+              <w:t>(100분)</w:t>
+            </w:r>
+          </w:p>
+        </w:tc>
+        <w:tc>
+          <w:tcPr>
+            <w:tcW w:w="510" w:type="dxa"/>
+            <w:vAlign w:val="center"/>
+          </w:tcPr>
+          <w:p>
+            <w:pPr>
+              <w:jc w:val="center"/>
+              <w:rPr>
+                <w:rFonts w:ascii="함초롬돋움" w:eastAsia="함초롬돋움" w:hAnsi="함초롬돋움" w:cs="함초롬돋움"/>
+                <w:sz w:val="12"/>
+                <w:szCs w:val="14"/>
+              </w:rPr>
+            </w:pPr>
+            <w:r>
+              <w:rPr>
+                <w:rFonts w:ascii="함초롬돋움" w:eastAsia="함초롬돋움" w:hAnsi="함초롬돋움" w:cs="함초롬돋움" w:hint="eastAsia"/>
+                <w:sz w:val="12"/>
+                <w:szCs w:val="14"/>
+              </w:rPr>
+              <w:t>3문항</w:t>
+            </w:r>
+          </w:p>
+        </w:tc>
+      </w:tr>
+      <w:tr>
+        <w:trPr>
+          <w:trHeight w:val="340"/>
+        </w:trPr>
+        <w:tc>
+          <w:tcPr>
+            <w:tcW w:w="459" w:type="dxa"/>
+            <w:vMerge/>
+            <w:vAlign w:val="center"/>
+          </w:tcPr>
+          <w:p>
+            <w:pPr>
+              <w:jc w:val="center"/>
+              <w:rPr>
+                <w:rFonts w:ascii="함초롬돋움" w:eastAsia="함초롬돋움" w:hAnsi="함초롬돋움" w:cs="함초롬돋움"/>
+                <w:sz w:val="12"/>
+                <w:szCs w:val="14"/>
+              </w:rPr>
+            </w:pPr>
+          </w:p>
+        </w:tc>
+        <w:tc>
+          <w:tcPr>
+            <w:tcW w:w="393" w:type="dxa"/>
+            <w:vAlign w:val="center"/>
+          </w:tcPr>
+          <w:p>
+            <w:pPr>
+              <w:jc w:val="center"/>
+              <w:rPr>
+                <w:rFonts w:ascii="함초롬돋움" w:eastAsia="함초롬돋움" w:hAnsi="함초롬돋움" w:cs="함초롬돋움"/>
+                <w:sz w:val="12"/>
+                <w:szCs w:val="14"/>
+              </w:rPr>
+            </w:pPr>
+            <w:r>
+              <w:rPr>
+                <w:rFonts w:ascii="함초롬돋움" w:eastAsia="함초롬돋움" w:hAnsi="함초롬돋움" w:cs="함초롬돋움" w:hint="eastAsia"/>
+                <w:sz w:val="12"/>
+                <w:szCs w:val="14"/>
+              </w:rPr>
+              <w:t>2</w:t>
+            </w:r>
+          </w:p>
+        </w:tc>
+        <w:tc>
+          <w:tcPr>
+            <w:tcW w:w="975" w:type="dxa"/>
+            <w:vAlign w:val="center"/>
+          </w:tcPr>
+          <w:p>
+            <w:pPr>
+              <w:jc w:val="center"/>
+              <w:rPr>
+                <w:rFonts w:ascii="함초롬돋움" w:eastAsia="함초롬돋움" w:hAnsi="함초롬돋움" w:cs="함초롬돋움"/>
+                <w:sz w:val="12"/>
+                <w:szCs w:val="14"/>
+              </w:rPr>
+            </w:pPr>
+            <w:r>
+              <w:rPr>
+                <w:rFonts w:ascii="함초롬돋움" w:eastAsia="함초롬돋움" w:hAnsi="함초롬돋움" w:cs="함초롬돋움" w:hint="eastAsia"/>
+                <w:sz w:val="12"/>
+                <w:szCs w:val="14"/>
+              </w:rPr>
+              <w:t>민사소송법</w:t>
+            </w:r>
+          </w:p>
+        </w:tc>
+        <w:tc>
+          <w:tcPr>
+            <w:tcW w:w="626" w:type="dxa"/>
+            <w:vAlign w:val="center"/>
+          </w:tcPr>
+          <w:p>
+            <w:pPr>
+              <w:jc w:val="center"/>
+              <w:rPr>
+                <w:rFonts w:ascii="함초롬돋움" w:eastAsia="함초롬돋움" w:hAnsi="함초롬돋움" w:cs="함초롬돋움"/>
+                <w:sz w:val="12"/>
+                <w:szCs w:val="14"/>
+              </w:rPr>
+            </w:pPr>
+            <w:r>
+              <w:rPr>
+                <w:rFonts w:ascii="함초롬돋움" w:eastAsia="함초롬돋움" w:hAnsi="함초롬돋움" w:cs="함초롬돋움" w:hint="eastAsia"/>
+                <w:sz w:val="12"/>
+                <w:szCs w:val="14"/>
+              </w:rPr>
+              <w:t>11:30</w:t>
+            </w:r>
+          </w:p>
+        </w:tc>
+        <w:tc>
+          <w:tcPr>
+            <w:tcW w:w="1326" w:type="dxa"/>
+            <w:vAlign w:val="center"/>
+          </w:tcPr>
+          <w:p>
+            <w:pPr>
+              <w:spacing w:line="140" w:lineRule="exact"/>
+              <w:jc w:val="center"/>
+              <w:rPr>
+                <w:rFonts w:ascii="함초롬돋움" w:eastAsia="함초롬돋움" w:hAnsi="함초롬돋움" w:cs="함초롬돋움"/>
+                <w:sz w:val="12"/>
+                <w:szCs w:val="14"/>
+              </w:rPr>
+            </w:pPr>
+            <w:r>
+              <w:rPr>
+                <w:rFonts w:ascii="함초롬돋움" w:eastAsia="함초롬돋움" w:hAnsi="함초롬돋움" w:cs="함초롬돋움" w:hint="eastAsia"/>
+                <w:sz w:val="12"/>
+                <w:szCs w:val="14"/>
+              </w:rPr>
+              <w:t>11:40 ~ 13:20</w:t>
+            </w:r>
+          </w:p>
+          <w:p>
+            <w:pPr>
+              <w:spacing w:line="140" w:lineRule="exact"/>
+              <w:jc w:val="center"/>
+              <w:rPr>
+                <w:rFonts w:ascii="함초롬돋움" w:eastAsia="함초롬돋움" w:hAnsi="함초롬돋움" w:cs="함초롬돋움"/>
+                <w:sz w:val="12"/>
+                <w:szCs w:val="14"/>
+              </w:rPr>
+            </w:pPr>
+            <w:r>
+              <w:rPr>
+                <w:rFonts w:ascii="함초롬돋움" w:eastAsia="함초롬돋움" w:hAnsi="함초롬돋움" w:cs="함초롬돋움" w:hint="eastAsia"/>
+                <w:sz w:val="12"/>
+                <w:szCs w:val="14"/>
+              </w:rPr>
+              <w:t>(100분)</w:t>
+            </w:r>
+          </w:p>
+        </w:tc>
+        <w:tc>
+          <w:tcPr>
+            <w:tcW w:w="510" w:type="dxa"/>
+            <w:vAlign w:val="center"/>
+          </w:tcPr>
+          <w:p>
+            <w:pPr>
+              <w:jc w:val="center"/>
+              <w:rPr>
+                <w:rFonts w:ascii="함초롬돋움" w:eastAsia="함초롬돋움" w:hAnsi="함초롬돋움" w:cs="함초롬돋움"/>
+                <w:sz w:val="12"/>
+                <w:szCs w:val="14"/>
+              </w:rPr>
+            </w:pPr>
+            <w:r>
+              <w:rPr>
+                <w:rFonts w:ascii="함초롬돋움" w:eastAsia="함초롬돋움" w:hAnsi="함초롬돋움" w:cs="함초롬돋움" w:hint="eastAsia"/>
+                <w:sz w:val="12"/>
+                <w:szCs w:val="14"/>
+              </w:rPr>
+              <w:t>3문항</w:t>
+            </w:r>
+          </w:p>
+        </w:tc>
+      </w:tr>
+    </w:tbl>
     <w:p/>
     <w:tbl>
       <w:tblPr>
@@ -436,7 +1077,7 @@
             <w:pPr>
               <w:jc w:val="center"/>
               <w:rPr>
-                <w:rFonts w:ascii="함초롬돋움" w:eastAsia="함초롬돋움" w:hAnsi="함초롬돋움" w:cs="함초롬돋움" w:hint="eastAsia"/>
+                <w:rFonts w:ascii="함초롬돋움" w:eastAsia="함초롬돋움" w:hAnsi="함초롬돋움" w:cs="함초롬돋움"/>
                 <w:b/>
                 <w:bCs/>
                 <w:sz w:val="12"/>
@@ -465,7 +1106,7 @@
             <w:pPr>
               <w:jc w:val="center"/>
               <w:rPr>
-                <w:rFonts w:ascii="함초롬돋움" w:eastAsia="함초롬돋움" w:hAnsi="함초롬돋움" w:cs="함초롬돋움" w:hint="eastAsia"/>
+                <w:rFonts w:ascii="함초롬돋움" w:eastAsia="함초롬돋움" w:hAnsi="함초롬돋움" w:cs="함초롬돋움"/>
                 <w:b/>
                 <w:bCs/>
                 <w:sz w:val="12"/>
@@ -494,7 +1135,7 @@
             <w:pPr>
               <w:jc w:val="center"/>
               <w:rPr>
-                <w:rFonts w:ascii="함초롬돋움" w:eastAsia="함초롬돋움" w:hAnsi="함초롬돋움" w:cs="함초롬돋움" w:hint="eastAsia"/>
+                <w:rFonts w:ascii="함초롬돋움" w:eastAsia="함초롬돋움" w:hAnsi="함초롬돋움" w:cs="함초롬돋움"/>
                 <w:b/>
                 <w:bCs/>
                 <w:sz w:val="12"/>
@@ -523,7 +1164,7 @@
             <w:pPr>
               <w:jc w:val="center"/>
               <w:rPr>
-                <w:rFonts w:ascii="함초롬돋움" w:eastAsia="함초롬돋움" w:hAnsi="함초롬돋움" w:cs="함초롬돋움" w:hint="eastAsia"/>
+                <w:rFonts w:ascii="함초롬돋움" w:eastAsia="함초롬돋움" w:hAnsi="함초롬돋움" w:cs="함초롬돋움"/>
                 <w:b/>
                 <w:bCs/>
                 <w:sz w:val="12"/>
@@ -552,7 +1193,7 @@
             <w:pPr>
               <w:jc w:val="center"/>
               <w:rPr>
-                <w:rFonts w:ascii="함초롬돋움" w:eastAsia="함초롬돋움" w:hAnsi="함초롬돋움" w:cs="함초롬돋움" w:hint="eastAsia"/>
+                <w:rFonts w:ascii="함초롬돋움" w:eastAsia="함초롬돋움" w:hAnsi="함초롬돋움" w:cs="함초롬돋움"/>
                 <w:b/>
                 <w:bCs/>
                 <w:sz w:val="12"/>
@@ -581,7 +1222,7 @@
             <w:pPr>
               <w:jc w:val="center"/>
               <w:rPr>
-                <w:rFonts w:ascii="함초롬돋움" w:eastAsia="함초롬돋움" w:hAnsi="함초롬돋움" w:cs="함초롬돋움" w:hint="eastAsia"/>
+                <w:rFonts w:ascii="함초롬돋움" w:eastAsia="함초롬돋움" w:hAnsi="함초롬돋움" w:cs="함초롬돋움"/>
                 <w:b/>
                 <w:bCs/>
                 <w:sz w:val="12"/>
@@ -615,7 +1256,7 @@
             <w:pPr>
               <w:jc w:val="center"/>
               <w:rPr>
-                <w:rFonts w:ascii="함초롬돋움" w:eastAsia="함초롬돋움" w:hAnsi="함초롬돋움" w:cs="함초롬돋움" w:hint="eastAsia"/>
+                <w:rFonts w:ascii="함초롬돋움" w:eastAsia="함초롬돋움" w:hAnsi="함초롬돋움" w:cs="함초롬돋움"/>
                 <w:sz w:val="12"/>
                 <w:szCs w:val="14"/>
               </w:rPr>
@@ -639,7 +1280,7 @@
             <w:pPr>
               <w:jc w:val="center"/>
               <w:rPr>
-                <w:rFonts w:ascii="함초롬돋움" w:eastAsia="함초롬돋움" w:hAnsi="함초롬돋움" w:cs="함초롬돋움" w:hint="eastAsia"/>
+                <w:rFonts w:ascii="함초롬돋움" w:eastAsia="함초롬돋움" w:hAnsi="함초롬돋움" w:cs="함초롬돋움"/>
                 <w:sz w:val="12"/>
                 <w:szCs w:val="14"/>
               </w:rPr>
@@ -657,25 +1298,24 @@
         <w:tc>
           <w:tcPr>
             <w:tcW w:w="975" w:type="dxa"/>
-            <w:vMerge w:val="restart"/>
-            <w:vAlign w:val="center"/>
-          </w:tcPr>
-          <w:p>
-            <w:pPr>
-              <w:jc w:val="center"/>
-              <w:rPr>
-                <w:rFonts w:ascii="함초롬돋움" w:eastAsia="함초롬돋움" w:hAnsi="함초롬돋움" w:cs="함초롬돋움" w:hint="eastAsia"/>
-                <w:sz w:val="12"/>
-                <w:szCs w:val="14"/>
-              </w:rPr>
-            </w:pPr>
-            <w:r>
-              <w:rPr>
-                <w:rFonts w:ascii="함초롬돋움" w:eastAsia="함초롬돋움" w:hAnsi="함초롬돋움" w:cs="함초롬돋움" w:hint="eastAsia"/>
-                <w:sz w:val="12"/>
-                <w:szCs w:val="14"/>
-              </w:rPr>
-              <w:t>노동법</w:t>
+            <w:vAlign w:val="center"/>
+          </w:tcPr>
+          <w:p>
+            <w:pPr>
+              <w:jc w:val="center"/>
+              <w:rPr>
+                <w:rFonts w:ascii="함초롬돋움" w:eastAsia="함초롬돋움" w:hAnsi="함초롬돋움" w:cs="함초롬돋움"/>
+                <w:sz w:val="12"/>
+                <w:szCs w:val="14"/>
+              </w:rPr>
+            </w:pPr>
+            <w:r>
+              <w:rPr>
+                <w:rFonts w:ascii="함초롬돋움" w:eastAsia="함초롬돋움" w:hAnsi="함초롬돋움" w:cs="함초롬돋움" w:hint="eastAsia"/>
+                <w:sz w:val="12"/>
+                <w:szCs w:val="14"/>
+              </w:rPr>
+              <w:t>노동법1</w:t>
             </w:r>
           </w:p>
         </w:tc>
@@ -688,7 +1328,7 @@
             <w:pPr>
               <w:jc w:val="center"/>
               <w:rPr>
-                <w:rFonts w:ascii="함초롬돋움" w:eastAsia="함초롬돋움" w:hAnsi="함초롬돋움" w:cs="함초롬돋움" w:hint="eastAsia"/>
+                <w:rFonts w:ascii="함초롬돋움" w:eastAsia="함초롬돋움" w:hAnsi="함초롬돋움" w:cs="함초롬돋움"/>
                 <w:sz w:val="12"/>
                 <w:szCs w:val="14"/>
               </w:rPr>
@@ -732,7 +1372,7 @@
               <w:spacing w:line="140" w:lineRule="exact"/>
               <w:jc w:val="center"/>
               <w:rPr>
-                <w:rFonts w:ascii="함초롬돋움" w:eastAsia="함초롬돋움" w:hAnsi="함초롬돋움" w:cs="함초롬돋움" w:hint="eastAsia"/>
+                <w:rFonts w:ascii="함초롬돋움" w:eastAsia="함초롬돋움" w:hAnsi="함초롬돋움" w:cs="함초롬돋움"/>
                 <w:sz w:val="12"/>
                 <w:szCs w:val="14"/>
               </w:rPr>
@@ -750,14 +1390,13 @@
         <w:tc>
           <w:tcPr>
             <w:tcW w:w="510" w:type="dxa"/>
-            <w:vMerge w:val="restart"/>
-            <w:vAlign w:val="center"/>
-          </w:tcPr>
-          <w:p>
-            <w:pPr>
-              <w:jc w:val="center"/>
-              <w:rPr>
-                <w:rFonts w:ascii="함초롬돋움" w:eastAsia="함초롬돋움" w:hAnsi="함초롬돋움" w:cs="함초롬돋움" w:hint="eastAsia"/>
+            <w:vAlign w:val="center"/>
+          </w:tcPr>
+          <w:p>
+            <w:pPr>
+              <w:jc w:val="center"/>
+              <w:rPr>
+                <w:rFonts w:ascii="함초롬돋움" w:eastAsia="함초롬돋움" w:hAnsi="함초롬돋움" w:cs="함초롬돋움"/>
                 <w:sz w:val="12"/>
                 <w:szCs w:val="14"/>
               </w:rPr>
@@ -787,7 +1426,7 @@
             <w:pPr>
               <w:jc w:val="center"/>
               <w:rPr>
-                <w:rFonts w:ascii="함초롬돋움" w:eastAsia="함초롬돋움" w:hAnsi="함초롬돋움" w:cs="함초롬돋움" w:hint="eastAsia"/>
+                <w:rFonts w:ascii="함초롬돋움" w:eastAsia="함초롬돋움" w:hAnsi="함초롬돋움" w:cs="함초롬돋움"/>
                 <w:sz w:val="12"/>
                 <w:szCs w:val="14"/>
               </w:rPr>
@@ -803,7 +1442,7 @@
             <w:pPr>
               <w:jc w:val="center"/>
               <w:rPr>
-                <w:rFonts w:ascii="함초롬돋움" w:eastAsia="함초롬돋움" w:hAnsi="함초롬돋움" w:cs="함초롬돋움" w:hint="eastAsia"/>
+                <w:rFonts w:ascii="함초롬돋움" w:eastAsia="함초롬돋움" w:hAnsi="함초롬돋움" w:cs="함초롬돋움"/>
                 <w:sz w:val="12"/>
                 <w:szCs w:val="14"/>
               </w:rPr>
@@ -821,18 +1460,25 @@
         <w:tc>
           <w:tcPr>
             <w:tcW w:w="975" w:type="dxa"/>
-            <w:vMerge/>
-            <w:vAlign w:val="center"/>
-          </w:tcPr>
-          <w:p>
-            <w:pPr>
-              <w:jc w:val="center"/>
-              <w:rPr>
-                <w:rFonts w:ascii="함초롬돋움" w:eastAsia="함초롬돋움" w:hAnsi="함초롬돋움" w:cs="함초롬돋움" w:hint="eastAsia"/>
-                <w:sz w:val="12"/>
-                <w:szCs w:val="14"/>
-              </w:rPr>
-            </w:pPr>
+            <w:vAlign w:val="center"/>
+          </w:tcPr>
+          <w:p>
+            <w:pPr>
+              <w:jc w:val="center"/>
+              <w:rPr>
+                <w:rFonts w:ascii="함초롬돋움" w:eastAsia="함초롬돋움" w:hAnsi="함초롬돋움" w:cs="함초롬돋움" w:hint="eastAsia"/>
+                <w:sz w:val="12"/>
+                <w:szCs w:val="14"/>
+              </w:rPr>
+            </w:pPr>
+            <w:r>
+              <w:rPr>
+                <w:rFonts w:ascii="함초롬돋움" w:eastAsia="함초롬돋움" w:hAnsi="함초롬돋움" w:cs="함초롬돋움" w:hint="eastAsia"/>
+                <w:sz w:val="12"/>
+                <w:szCs w:val="14"/>
+              </w:rPr>
+              <w:t>노동법2</w:t>
+            </w:r>
           </w:p>
         </w:tc>
         <w:tc>
@@ -844,7 +1490,7 @@
             <w:pPr>
               <w:jc w:val="center"/>
               <w:rPr>
-                <w:rFonts w:ascii="함초롬돋움" w:eastAsia="함초롬돋움" w:hAnsi="함초롬돋움" w:cs="함초롬돋움" w:hint="eastAsia"/>
+                <w:rFonts w:ascii="함초롬돋움" w:eastAsia="함초롬돋움" w:hAnsi="함초롬돋움" w:cs="함초롬돋움"/>
                 <w:sz w:val="12"/>
                 <w:szCs w:val="14"/>
               </w:rPr>
@@ -888,7 +1534,7 @@
               <w:spacing w:line="140" w:lineRule="exact"/>
               <w:jc w:val="center"/>
               <w:rPr>
-                <w:rFonts w:ascii="함초롬돋움" w:eastAsia="함초롬돋움" w:hAnsi="함초롬돋움" w:cs="함초롬돋움" w:hint="eastAsia"/>
+                <w:rFonts w:ascii="함초롬돋움" w:eastAsia="함초롬돋움" w:hAnsi="함초롬돋움" w:cs="함초롬돋움"/>
                 <w:sz w:val="12"/>
                 <w:szCs w:val="14"/>
               </w:rPr>
@@ -906,18 +1552,25 @@
         <w:tc>
           <w:tcPr>
             <w:tcW w:w="510" w:type="dxa"/>
-            <w:vMerge/>
-            <w:vAlign w:val="center"/>
-          </w:tcPr>
-          <w:p>
-            <w:pPr>
-              <w:jc w:val="center"/>
-              <w:rPr>
-                <w:rFonts w:ascii="함초롬돋움" w:eastAsia="함초롬돋움" w:hAnsi="함초롬돋움" w:cs="함초롬돋움" w:hint="eastAsia"/>
-                <w:sz w:val="12"/>
-                <w:szCs w:val="14"/>
-              </w:rPr>
-            </w:pPr>
+            <w:vAlign w:val="center"/>
+          </w:tcPr>
+          <w:p>
+            <w:pPr>
+              <w:jc w:val="center"/>
+              <w:rPr>
+                <w:rFonts w:ascii="함초롬돋움" w:eastAsia="함초롬돋움" w:hAnsi="함초롬돋움" w:cs="함초롬돋움"/>
+                <w:sz w:val="12"/>
+                <w:szCs w:val="14"/>
+              </w:rPr>
+            </w:pPr>
+            <w:r>
+              <w:rPr>
+                <w:rFonts w:ascii="함초롬돋움" w:eastAsia="함초롬돋움" w:hAnsi="함초롬돋움" w:cs="함초롬돋움" w:hint="eastAsia"/>
+                <w:sz w:val="12"/>
+                <w:szCs w:val="14"/>
+              </w:rPr>
+              <w:t>4문항</w:t>
+            </w:r>
           </w:p>
         </w:tc>
       </w:tr>
@@ -935,7 +1588,7 @@
             <w:pPr>
               <w:jc w:val="center"/>
               <w:rPr>
-                <w:rFonts w:ascii="함초롬돋움" w:eastAsia="함초롬돋움" w:hAnsi="함초롬돋움" w:cs="함초롬돋움" w:hint="eastAsia"/>
+                <w:rFonts w:ascii="함초롬돋움" w:eastAsia="함초롬돋움" w:hAnsi="함초롬돋움" w:cs="함초롬돋움"/>
                 <w:sz w:val="12"/>
                 <w:szCs w:val="14"/>
               </w:rPr>
@@ -951,7 +1604,7 @@
             <w:pPr>
               <w:jc w:val="center"/>
               <w:rPr>
-                <w:rFonts w:ascii="함초롬돋움" w:eastAsia="함초롬돋움" w:hAnsi="함초롬돋움" w:cs="함초롬돋움" w:hint="eastAsia"/>
+                <w:rFonts w:ascii="함초롬돋움" w:eastAsia="함초롬돋움" w:hAnsi="함초롬돋움" w:cs="함초롬돋움"/>
                 <w:sz w:val="12"/>
                 <w:szCs w:val="14"/>
               </w:rPr>
@@ -975,7 +1628,7 @@
             <w:pPr>
               <w:jc w:val="center"/>
               <w:rPr>
-                <w:rFonts w:ascii="함초롬돋움" w:eastAsia="함초롬돋움" w:hAnsi="함초롬돋움" w:cs="함초롬돋움" w:hint="eastAsia"/>
+                <w:rFonts w:ascii="함초롬돋움" w:eastAsia="함초롬돋움" w:hAnsi="함초롬돋움" w:cs="함초롬돋움"/>
                 <w:sz w:val="12"/>
                 <w:szCs w:val="14"/>
               </w:rPr>
@@ -999,7 +1652,7 @@
             <w:pPr>
               <w:jc w:val="center"/>
               <w:rPr>
-                <w:rFonts w:ascii="함초롬돋움" w:eastAsia="함초롬돋움" w:hAnsi="함초롬돋움" w:cs="함초롬돋움" w:hint="eastAsia"/>
+                <w:rFonts w:ascii="함초롬돋움" w:eastAsia="함초롬돋움" w:hAnsi="함초롬돋움" w:cs="함초롬돋움"/>
                 <w:sz w:val="12"/>
                 <w:szCs w:val="14"/>
               </w:rPr>
@@ -1043,7 +1696,7 @@
               <w:spacing w:line="140" w:lineRule="exact"/>
               <w:jc w:val="center"/>
               <w:rPr>
-                <w:rFonts w:ascii="함초롬돋움" w:eastAsia="함초롬돋움" w:hAnsi="함초롬돋움" w:cs="함초롬돋움" w:hint="eastAsia"/>
+                <w:rFonts w:ascii="함초롬돋움" w:eastAsia="함초롬돋움" w:hAnsi="함초롬돋움" w:cs="함초롬돋움"/>
                 <w:sz w:val="12"/>
                 <w:szCs w:val="14"/>
               </w:rPr>
@@ -1061,51 +1714,24 @@
         <w:tc>
           <w:tcPr>
             <w:tcW w:w="510" w:type="dxa"/>
-            <w:vMerge w:val="restart"/>
-            <w:vAlign w:val="center"/>
-          </w:tcPr>
-          <w:p>
-            <w:pPr>
-              <w:jc w:val="center"/>
-              <w:rPr>
-                <w:rFonts w:ascii="함초롬돋움" w:eastAsia="함초롬돋움" w:hAnsi="함초롬돋움" w:cs="함초롬돋움"/>
-                <w:sz w:val="12"/>
-                <w:szCs w:val="14"/>
-              </w:rPr>
-            </w:pPr>
-            <w:r>
-              <w:rPr>
-                <w:rFonts w:ascii="함초롬돋움" w:eastAsia="함초롬돋움" w:hAnsi="함초롬돋움" w:cs="함초롬돋움" w:hint="eastAsia"/>
-                <w:sz w:val="12"/>
-                <w:szCs w:val="14"/>
-              </w:rPr>
-              <w:t>과목별</w:t>
-            </w:r>
-          </w:p>
-          <w:p>
-            <w:pPr>
-              <w:jc w:val="center"/>
-              <w:rPr>
-                <w:rFonts w:ascii="함초롬돋움" w:eastAsia="함초롬돋움" w:hAnsi="함초롬돋움" w:cs="함초롬돋움" w:hint="eastAsia"/>
-                <w:sz w:val="12"/>
-                <w:szCs w:val="14"/>
-              </w:rPr>
-            </w:pPr>
-            <w:r>
-              <w:rPr>
-                <w:rFonts w:ascii="함초롬돋움" w:eastAsia="함초롬돋움" w:hAnsi="함초롬돋움" w:cs="함초롬돋움" w:hint="eastAsia"/>
-                <w:sz w:val="12"/>
-                <w:szCs w:val="14"/>
-              </w:rPr>
-              <w:t>3문</w:t>
-            </w:r>
-            <w:r>
-              <w:rPr>
-                <w:rFonts w:ascii="함초롬돋움" w:eastAsia="함초롬돋움" w:hAnsi="함초롬돋움" w:cs="함초롬돋움" w:hint="eastAsia"/>
-                <w:sz w:val="12"/>
-                <w:szCs w:val="14"/>
-              </w:rPr>
-              <w:t>항</w:t>
+            <w:vAlign w:val="center"/>
+          </w:tcPr>
+          <w:p>
+            <w:pPr>
+              <w:jc w:val="center"/>
+              <w:rPr>
+                <w:rFonts w:ascii="함초롬돋움" w:eastAsia="함초롬돋움" w:hAnsi="함초롬돋움" w:cs="함초롬돋움"/>
+                <w:sz w:val="12"/>
+                <w:szCs w:val="14"/>
+              </w:rPr>
+            </w:pPr>
+            <w:r>
+              <w:rPr>
+                <w:rFonts w:ascii="함초롬돋움" w:eastAsia="함초롬돋움" w:hAnsi="함초롬돋움" w:cs="함초롬돋움" w:hint="eastAsia"/>
+                <w:sz w:val="12"/>
+                <w:szCs w:val="14"/>
+              </w:rPr>
+              <w:t>3문항</w:t>
             </w:r>
           </w:p>
         </w:tc>
@@ -1124,7 +1750,7 @@
             <w:pPr>
               <w:jc w:val="center"/>
               <w:rPr>
-                <w:rFonts w:ascii="함초롬돋움" w:eastAsia="함초롬돋움" w:hAnsi="함초롬돋움" w:cs="함초롬돋움" w:hint="eastAsia"/>
+                <w:rFonts w:ascii="함초롬돋움" w:eastAsia="함초롬돋움" w:hAnsi="함초롬돋움" w:cs="함초롬돋움"/>
                 <w:sz w:val="12"/>
                 <w:szCs w:val="14"/>
               </w:rPr>
@@ -1148,7 +1774,7 @@
             <w:pPr>
               <w:jc w:val="center"/>
               <w:rPr>
-                <w:rFonts w:ascii="함초롬돋움" w:eastAsia="함초롬돋움" w:hAnsi="함초롬돋움" w:cs="함초롬돋움" w:hint="eastAsia"/>
+                <w:rFonts w:ascii="함초롬돋움" w:eastAsia="함초롬돋움" w:hAnsi="함초롬돋움" w:cs="함초롬돋움"/>
                 <w:sz w:val="12"/>
                 <w:szCs w:val="14"/>
               </w:rPr>
@@ -1172,7 +1798,7 @@
             <w:pPr>
               <w:jc w:val="center"/>
               <w:rPr>
-                <w:rFonts w:ascii="함초롬돋움" w:eastAsia="함초롬돋움" w:hAnsi="함초롬돋움" w:cs="함초롬돋움" w:hint="eastAsia"/>
+                <w:rFonts w:ascii="함초롬돋움" w:eastAsia="함초롬돋움" w:hAnsi="함초롬돋움" w:cs="함초롬돋움"/>
                 <w:sz w:val="12"/>
                 <w:szCs w:val="14"/>
               </w:rPr>
@@ -1196,7 +1822,7 @@
             <w:pPr>
               <w:jc w:val="center"/>
               <w:rPr>
-                <w:rFonts w:ascii="함초롬돋움" w:eastAsia="함초롬돋움" w:hAnsi="함초롬돋움" w:cs="함초롬돋움" w:hint="eastAsia"/>
+                <w:rFonts w:ascii="함초롬돋움" w:eastAsia="함초롬돋움" w:hAnsi="함초롬돋움" w:cs="함초롬돋움"/>
                 <w:sz w:val="12"/>
                 <w:szCs w:val="14"/>
               </w:rPr>
@@ -1240,7 +1866,7 @@
               <w:spacing w:line="140" w:lineRule="exact"/>
               <w:jc w:val="center"/>
               <w:rPr>
-                <w:rFonts w:ascii="함초롬돋움" w:eastAsia="함초롬돋움" w:hAnsi="함초롬돋움" w:cs="함초롬돋움" w:hint="eastAsia"/>
+                <w:rFonts w:ascii="함초롬돋움" w:eastAsia="함초롬돋움" w:hAnsi="함초롬돋움" w:cs="함초롬돋움"/>
                 <w:sz w:val="12"/>
                 <w:szCs w:val="14"/>
               </w:rPr>
@@ -1258,18 +1884,25 @@
         <w:tc>
           <w:tcPr>
             <w:tcW w:w="510" w:type="dxa"/>
-            <w:vMerge/>
-            <w:vAlign w:val="center"/>
-          </w:tcPr>
-          <w:p>
-            <w:pPr>
-              <w:jc w:val="center"/>
-              <w:rPr>
-                <w:rFonts w:ascii="함초롬돋움" w:eastAsia="함초롬돋움" w:hAnsi="함초롬돋움" w:cs="함초롬돋움" w:hint="eastAsia"/>
-                <w:sz w:val="12"/>
-                <w:szCs w:val="14"/>
-              </w:rPr>
-            </w:pPr>
+            <w:vAlign w:val="center"/>
+          </w:tcPr>
+          <w:p>
+            <w:pPr>
+              <w:jc w:val="center"/>
+              <w:rPr>
+                <w:rFonts w:ascii="함초롬돋움" w:eastAsia="함초롬돋움" w:hAnsi="함초롬돋움" w:cs="함초롬돋움"/>
+                <w:sz w:val="12"/>
+                <w:szCs w:val="14"/>
+              </w:rPr>
+            </w:pPr>
+            <w:r>
+              <w:rPr>
+                <w:rFonts w:ascii="함초롬돋움" w:eastAsia="함초롬돋움" w:hAnsi="함초롬돋움" w:cs="함초롬돋움" w:hint="eastAsia"/>
+                <w:sz w:val="12"/>
+                <w:szCs w:val="14"/>
+              </w:rPr>
+              <w:t>3문항</w:t>
+            </w:r>
           </w:p>
         </w:tc>
       </w:tr>
@@ -1287,7 +1920,7 @@
             <w:pPr>
               <w:jc w:val="center"/>
               <w:rPr>
-                <w:rFonts w:ascii="함초롬돋움" w:eastAsia="함초롬돋움" w:hAnsi="함초롬돋움" w:cs="함초롬돋움" w:hint="eastAsia"/>
+                <w:rFonts w:ascii="함초롬돋움" w:eastAsia="함초롬돋움" w:hAnsi="함초롬돋움" w:cs="함초롬돋움"/>
                 <w:sz w:val="12"/>
                 <w:szCs w:val="14"/>
               </w:rPr>
@@ -1303,7 +1936,7 @@
             <w:pPr>
               <w:jc w:val="center"/>
               <w:rPr>
-                <w:rFonts w:ascii="함초롬돋움" w:eastAsia="함초롬돋움" w:hAnsi="함초롬돋움" w:cs="함초롬돋움" w:hint="eastAsia"/>
+                <w:rFonts w:ascii="함초롬돋움" w:eastAsia="함초롬돋움" w:hAnsi="함초롬돋움" w:cs="함초롬돋움"/>
                 <w:sz w:val="12"/>
                 <w:szCs w:val="14"/>
               </w:rPr>
@@ -1327,7 +1960,7 @@
             <w:pPr>
               <w:jc w:val="center"/>
               <w:rPr>
-                <w:rFonts w:ascii="함초롬돋움" w:eastAsia="함초롬돋움" w:hAnsi="함초롬돋움" w:cs="함초롬돋움" w:hint="eastAsia"/>
+                <w:rFonts w:ascii="함초롬돋움" w:eastAsia="함초롬돋움" w:hAnsi="함초롬돋움" w:cs="함초롬돋움"/>
                 <w:sz w:val="12"/>
                 <w:szCs w:val="14"/>
               </w:rPr>
@@ -1351,7 +1984,7 @@
             <w:pPr>
               <w:jc w:val="center"/>
               <w:rPr>
-                <w:rFonts w:ascii="함초롬돋움" w:eastAsia="함초롬돋움" w:hAnsi="함초롬돋움" w:cs="함초롬돋움" w:hint="eastAsia"/>
+                <w:rFonts w:ascii="함초롬돋움" w:eastAsia="함초롬돋움" w:hAnsi="함초롬돋움" w:cs="함초롬돋움"/>
                 <w:sz w:val="12"/>
                 <w:szCs w:val="14"/>
               </w:rPr>
@@ -1395,7 +2028,7 @@
               <w:spacing w:line="140" w:lineRule="exact"/>
               <w:jc w:val="center"/>
               <w:rPr>
-                <w:rFonts w:ascii="함초롬돋움" w:eastAsia="함초롬돋움" w:hAnsi="함초롬돋움" w:cs="함초롬돋움" w:hint="eastAsia"/>
+                <w:rFonts w:ascii="함초롬돋움" w:eastAsia="함초롬돋움" w:hAnsi="함초롬돋움" w:cs="함초롬돋움"/>
                 <w:sz w:val="12"/>
                 <w:szCs w:val="14"/>
               </w:rPr>
@@ -1413,6 +2046,405 @@
         <w:tc>
           <w:tcPr>
             <w:tcW w:w="510" w:type="dxa"/>
+            <w:vAlign w:val="center"/>
+          </w:tcPr>
+          <w:p>
+            <w:pPr>
+              <w:jc w:val="center"/>
+              <w:rPr>
+                <w:rFonts w:ascii="함초롬돋움" w:eastAsia="함초롬돋움" w:hAnsi="함초롬돋움" w:cs="함초롬돋움"/>
+                <w:sz w:val="12"/>
+                <w:szCs w:val="14"/>
+              </w:rPr>
+            </w:pPr>
+            <w:r>
+              <w:rPr>
+                <w:rFonts w:ascii="함초롬돋움" w:eastAsia="함초롬돋움" w:hAnsi="함초롬돋움" w:cs="함초롬돋움" w:hint="eastAsia"/>
+                <w:sz w:val="12"/>
+                <w:szCs w:val="14"/>
+              </w:rPr>
+              <w:t>3문항</w:t>
+            </w:r>
+          </w:p>
+        </w:tc>
+      </w:tr>
+    </w:tbl>
+    <w:p/>
+    <w:tbl>
+      <w:tblPr>
+        <w:tblStyle w:val="aa"/>
+        <w:tblW w:w="0" w:type="auto"/>
+        <w:tblLayout w:type="fixed"/>
+        <w:tblCellMar>
+          <w:left w:w="0" w:type="dxa"/>
+          <w:right w:w="0" w:type="dxa"/>
+        </w:tblCellMar>
+        <w:tblLook w:val="04A0" w:firstRow="1" w:lastRow="0" w:firstColumn="1" w:lastColumn="0" w:noHBand="0" w:noVBand="1"/>
+      </w:tblPr>
+      <w:tblGrid>
+        <w:gridCol w:w="459"/>
+        <w:gridCol w:w="393"/>
+        <w:gridCol w:w="975"/>
+        <w:gridCol w:w="626"/>
+        <w:gridCol w:w="1326"/>
+        <w:gridCol w:w="510"/>
+      </w:tblGrid>
+      <w:tr>
+        <w:trPr>
+          <w:trHeight w:val="227"/>
+        </w:trPr>
+        <w:tc>
+          <w:tcPr>
+            <w:tcW w:w="459" w:type="dxa"/>
+            <w:shd w:val="clear" w:color="auto" w:fill="D9D9D9" w:themeFill="background1" w:themeFillShade="D9"/>
+            <w:vAlign w:val="center"/>
+          </w:tcPr>
+          <w:p>
+            <w:pPr>
+              <w:jc w:val="center"/>
+              <w:rPr>
+                <w:rFonts w:ascii="함초롬돋움" w:eastAsia="함초롬돋움" w:hAnsi="함초롬돋움" w:cs="함초롬돋움"/>
+                <w:b/>
+                <w:bCs/>
+                <w:sz w:val="12"/>
+                <w:szCs w:val="14"/>
+              </w:rPr>
+            </w:pPr>
+            <w:r>
+              <w:rPr>
+                <w:rFonts w:ascii="함초롬돋움" w:eastAsia="함초롬돋움" w:hAnsi="함초롬돋움" w:cs="함초롬돋움" w:hint="eastAsia"/>
+                <w:b/>
+                <w:bCs/>
+                <w:sz w:val="12"/>
+                <w:szCs w:val="14"/>
+              </w:rPr>
+              <w:t>일차</w:t>
+            </w:r>
+          </w:p>
+        </w:tc>
+        <w:tc>
+          <w:tcPr>
+            <w:tcW w:w="393" w:type="dxa"/>
+            <w:shd w:val="clear" w:color="auto" w:fill="D9D9D9" w:themeFill="background1" w:themeFillShade="D9"/>
+            <w:vAlign w:val="center"/>
+          </w:tcPr>
+          <w:p>
+            <w:pPr>
+              <w:jc w:val="center"/>
+              <w:rPr>
+                <w:rFonts w:ascii="함초롬돋움" w:eastAsia="함초롬돋움" w:hAnsi="함초롬돋움" w:cs="함초롬돋움"/>
+                <w:b/>
+                <w:bCs/>
+                <w:sz w:val="12"/>
+                <w:szCs w:val="14"/>
+              </w:rPr>
+            </w:pPr>
+            <w:r>
+              <w:rPr>
+                <w:rFonts w:ascii="함초롬돋움" w:eastAsia="함초롬돋움" w:hAnsi="함초롬돋움" w:cs="함초롬돋움" w:hint="eastAsia"/>
+                <w:b/>
+                <w:bCs/>
+                <w:sz w:val="12"/>
+                <w:szCs w:val="14"/>
+              </w:rPr>
+              <w:t>교시</w:t>
+            </w:r>
+          </w:p>
+        </w:tc>
+        <w:tc>
+          <w:tcPr>
+            <w:tcW w:w="975" w:type="dxa"/>
+            <w:shd w:val="clear" w:color="auto" w:fill="D9D9D9" w:themeFill="background1" w:themeFillShade="D9"/>
+            <w:vAlign w:val="center"/>
+          </w:tcPr>
+          <w:p>
+            <w:pPr>
+              <w:jc w:val="center"/>
+              <w:rPr>
+                <w:rFonts w:ascii="함초롬돋움" w:eastAsia="함초롬돋움" w:hAnsi="함초롬돋움" w:cs="함초롬돋움"/>
+                <w:b/>
+                <w:bCs/>
+                <w:sz w:val="12"/>
+                <w:szCs w:val="14"/>
+              </w:rPr>
+            </w:pPr>
+            <w:r>
+              <w:rPr>
+                <w:rFonts w:ascii="함초롬돋움" w:eastAsia="함초롬돋움" w:hAnsi="함초롬돋움" w:cs="함초롬돋움" w:hint="eastAsia"/>
+                <w:b/>
+                <w:bCs/>
+                <w:sz w:val="12"/>
+                <w:szCs w:val="14"/>
+              </w:rPr>
+              <w:t>시험과목</w:t>
+            </w:r>
+          </w:p>
+        </w:tc>
+        <w:tc>
+          <w:tcPr>
+            <w:tcW w:w="626" w:type="dxa"/>
+            <w:shd w:val="clear" w:color="auto" w:fill="D9D9D9" w:themeFill="background1" w:themeFillShade="D9"/>
+            <w:vAlign w:val="center"/>
+          </w:tcPr>
+          <w:p>
+            <w:pPr>
+              <w:jc w:val="center"/>
+              <w:rPr>
+                <w:rFonts w:ascii="함초롬돋움" w:eastAsia="함초롬돋움" w:hAnsi="함초롬돋움" w:cs="함초롬돋움"/>
+                <w:b/>
+                <w:bCs/>
+                <w:sz w:val="12"/>
+                <w:szCs w:val="14"/>
+              </w:rPr>
+            </w:pPr>
+            <w:r>
+              <w:rPr>
+                <w:rFonts w:ascii="함초롬돋움" w:eastAsia="함초롬돋움" w:hAnsi="함초롬돋움" w:cs="함초롬돋움" w:hint="eastAsia"/>
+                <w:b/>
+                <w:bCs/>
+                <w:sz w:val="12"/>
+                <w:szCs w:val="14"/>
+              </w:rPr>
+              <w:t>입실시간</w:t>
+            </w:r>
+          </w:p>
+        </w:tc>
+        <w:tc>
+          <w:tcPr>
+            <w:tcW w:w="1326" w:type="dxa"/>
+            <w:shd w:val="clear" w:color="auto" w:fill="D9D9D9" w:themeFill="background1" w:themeFillShade="D9"/>
+            <w:vAlign w:val="center"/>
+          </w:tcPr>
+          <w:p>
+            <w:pPr>
+              <w:jc w:val="center"/>
+              <w:rPr>
+                <w:rFonts w:ascii="함초롬돋움" w:eastAsia="함초롬돋움" w:hAnsi="함초롬돋움" w:cs="함초롬돋움"/>
+                <w:b/>
+                <w:bCs/>
+                <w:sz w:val="12"/>
+                <w:szCs w:val="14"/>
+              </w:rPr>
+            </w:pPr>
+            <w:r>
+              <w:rPr>
+                <w:rFonts w:ascii="함초롬돋움" w:eastAsia="함초롬돋움" w:hAnsi="함초롬돋움" w:cs="함초롬돋움" w:hint="eastAsia"/>
+                <w:b/>
+                <w:bCs/>
+                <w:sz w:val="12"/>
+                <w:szCs w:val="14"/>
+              </w:rPr>
+              <w:t>시험시간</w:t>
+            </w:r>
+          </w:p>
+        </w:tc>
+        <w:tc>
+          <w:tcPr>
+            <w:tcW w:w="510" w:type="dxa"/>
+            <w:shd w:val="clear" w:color="auto" w:fill="D9D9D9" w:themeFill="background1" w:themeFillShade="D9"/>
+            <w:vAlign w:val="center"/>
+          </w:tcPr>
+          <w:p>
+            <w:pPr>
+              <w:jc w:val="center"/>
+              <w:rPr>
+                <w:rFonts w:ascii="함초롬돋움" w:eastAsia="함초롬돋움" w:hAnsi="함초롬돋움" w:cs="함초롬돋움"/>
+                <w:b/>
+                <w:bCs/>
+                <w:sz w:val="12"/>
+                <w:szCs w:val="14"/>
+              </w:rPr>
+            </w:pPr>
+            <w:r>
+              <w:rPr>
+                <w:rFonts w:ascii="함초롬돋움" w:eastAsia="함초롬돋움" w:hAnsi="함초롬돋움" w:cs="함초롬돋움" w:hint="eastAsia"/>
+                <w:b/>
+                <w:bCs/>
+                <w:sz w:val="12"/>
+                <w:szCs w:val="14"/>
+              </w:rPr>
+              <w:t>문항수</w:t>
+            </w:r>
+          </w:p>
+        </w:tc>
+      </w:tr>
+      <w:tr>
+        <w:trPr>
+          <w:trHeight w:val="340"/>
+        </w:trPr>
+        <w:tc>
+          <w:tcPr>
+            <w:tcW w:w="459" w:type="dxa"/>
+            <w:vMerge w:val="restart"/>
+            <w:vAlign w:val="center"/>
+          </w:tcPr>
+          <w:p>
+            <w:pPr>
+              <w:jc w:val="center"/>
+              <w:rPr>
+                <w:rFonts w:ascii="함초롬돋움" w:eastAsia="함초롬돋움" w:hAnsi="함초롬돋움" w:cs="함초롬돋움"/>
+                <w:sz w:val="12"/>
+                <w:szCs w:val="14"/>
+              </w:rPr>
+            </w:pPr>
+            <w:r>
+              <w:rPr>
+                <w:rFonts w:ascii="함초롬돋움" w:eastAsia="함초롬돋움" w:hAnsi="함초롬돋움" w:cs="함초롬돋움" w:hint="eastAsia"/>
+                <w:sz w:val="12"/>
+                <w:szCs w:val="14"/>
+              </w:rPr>
+              <w:t>1일차</w:t>
+            </w:r>
+          </w:p>
+        </w:tc>
+        <w:tc>
+          <w:tcPr>
+            <w:tcW w:w="393" w:type="dxa"/>
+            <w:vAlign w:val="center"/>
+          </w:tcPr>
+          <w:p>
+            <w:pPr>
+              <w:jc w:val="center"/>
+              <w:rPr>
+                <w:rFonts w:ascii="함초롬돋움" w:eastAsia="함초롬돋움" w:hAnsi="함초롬돋움" w:cs="함초롬돋움"/>
+                <w:sz w:val="12"/>
+                <w:szCs w:val="14"/>
+              </w:rPr>
+            </w:pPr>
+            <w:r>
+              <w:rPr>
+                <w:rFonts w:ascii="함초롬돋움" w:eastAsia="함초롬돋움" w:hAnsi="함초롬돋움" w:cs="함초롬돋움" w:hint="eastAsia"/>
+                <w:sz w:val="12"/>
+                <w:szCs w:val="14"/>
+              </w:rPr>
+              <w:t>1</w:t>
+            </w:r>
+          </w:p>
+        </w:tc>
+        <w:tc>
+          <w:tcPr>
+            <w:tcW w:w="975" w:type="dxa"/>
+            <w:vAlign w:val="center"/>
+          </w:tcPr>
+          <w:p>
+            <w:pPr>
+              <w:jc w:val="center"/>
+              <w:rPr>
+                <w:rFonts w:ascii="함초롬돋움" w:eastAsia="함초롬돋움" w:hAnsi="함초롬돋움" w:cs="함초롬돋움"/>
+                <w:sz w:val="12"/>
+                <w:szCs w:val="14"/>
+              </w:rPr>
+            </w:pPr>
+            <w:r>
+              <w:rPr>
+                <w:rFonts w:ascii="함초롬돋움" w:eastAsia="함초롬돋움" w:hAnsi="함초롬돋움" w:cs="함초롬돋움" w:hint="eastAsia"/>
+                <w:sz w:val="12"/>
+                <w:szCs w:val="14"/>
+              </w:rPr>
+              <w:t>노동법1</w:t>
+            </w:r>
+          </w:p>
+        </w:tc>
+        <w:tc>
+          <w:tcPr>
+            <w:tcW w:w="626" w:type="dxa"/>
+            <w:vAlign w:val="center"/>
+          </w:tcPr>
+          <w:p>
+            <w:pPr>
+              <w:jc w:val="center"/>
+              <w:rPr>
+                <w:rFonts w:ascii="함초롬돋움" w:eastAsia="함초롬돋움" w:hAnsi="함초롬돋움" w:cs="함초롬돋움"/>
+                <w:sz w:val="12"/>
+                <w:szCs w:val="14"/>
+              </w:rPr>
+            </w:pPr>
+            <w:r>
+              <w:rPr>
+                <w:rFonts w:ascii="함초롬돋움" w:eastAsia="함초롬돋움" w:hAnsi="함초롬돋움" w:cs="함초롬돋움" w:hint="eastAsia"/>
+                <w:sz w:val="12"/>
+                <w:szCs w:val="14"/>
+              </w:rPr>
+              <w:t>09:00</w:t>
+            </w:r>
+          </w:p>
+        </w:tc>
+        <w:tc>
+          <w:tcPr>
+            <w:tcW w:w="1326" w:type="dxa"/>
+            <w:vAlign w:val="center"/>
+          </w:tcPr>
+          <w:p>
+            <w:pPr>
+              <w:spacing w:line="140" w:lineRule="exact"/>
+              <w:jc w:val="center"/>
+              <w:rPr>
+                <w:rFonts w:ascii="함초롬돋움" w:eastAsia="함초롬돋움" w:hAnsi="함초롬돋움" w:cs="함초롬돋움"/>
+                <w:sz w:val="12"/>
+                <w:szCs w:val="14"/>
+              </w:rPr>
+            </w:pPr>
+            <w:r>
+              <w:rPr>
+                <w:rFonts w:ascii="함초롬돋움" w:eastAsia="함초롬돋움" w:hAnsi="함초롬돋움" w:cs="함초롬돋움" w:hint="eastAsia"/>
+                <w:sz w:val="12"/>
+                <w:szCs w:val="14"/>
+              </w:rPr>
+              <w:t>09:30 ~ 10:45</w:t>
+            </w:r>
+          </w:p>
+          <w:p>
+            <w:pPr>
+              <w:spacing w:line="140" w:lineRule="exact"/>
+              <w:jc w:val="center"/>
+              <w:rPr>
+                <w:rFonts w:ascii="함초롬돋움" w:eastAsia="함초롬돋움" w:hAnsi="함초롬돋움" w:cs="함초롬돋움"/>
+                <w:sz w:val="12"/>
+                <w:szCs w:val="14"/>
+              </w:rPr>
+            </w:pPr>
+            <w:r>
+              <w:rPr>
+                <w:rFonts w:ascii="함초롬돋움" w:eastAsia="함초롬돋움" w:hAnsi="함초롬돋움" w:cs="함초롬돋움" w:hint="eastAsia"/>
+                <w:sz w:val="12"/>
+                <w:szCs w:val="14"/>
+              </w:rPr>
+              <w:t>(75분)</w:t>
+            </w:r>
+          </w:p>
+        </w:tc>
+        <w:tc>
+          <w:tcPr>
+            <w:tcW w:w="510" w:type="dxa"/>
+            <w:vAlign w:val="center"/>
+          </w:tcPr>
+          <w:p>
+            <w:pPr>
+              <w:jc w:val="center"/>
+              <w:rPr>
+                <w:rFonts w:ascii="함초롬돋움" w:eastAsia="함초롬돋움" w:hAnsi="함초롬돋움" w:cs="함초롬돋움"/>
+                <w:sz w:val="12"/>
+                <w:szCs w:val="14"/>
+              </w:rPr>
+            </w:pPr>
+            <w:r>
+              <w:rPr>
+                <w:rFonts w:ascii="함초롬돋움" w:eastAsia="함초롬돋움" w:hAnsi="함초롬돋움" w:cs="함초롬돋움" w:hint="eastAsia"/>
+                <w:sz w:val="12"/>
+                <w:szCs w:val="14"/>
+              </w:rPr>
+              <w:t>4문항</w:t>
+            </w:r>
+          </w:p>
+        </w:tc>
+      </w:tr>
+      <w:tr>
+        <w:trPr>
+          <w:trHeight w:val="340"/>
+        </w:trPr>
+        <w:tc>
+          <w:tcPr>
+            <w:tcW w:w="459" w:type="dxa"/>
             <w:vMerge/>
             <w:vAlign w:val="center"/>
           </w:tcPr>
@@ -1420,11 +2452,1671 @@
             <w:pPr>
               <w:jc w:val="center"/>
               <w:rPr>
-                <w:rFonts w:ascii="함초롬돋움" w:eastAsia="함초롬돋움" w:hAnsi="함초롬돋움" w:cs="함초롬돋움" w:hint="eastAsia"/>
-                <w:sz w:val="12"/>
-                <w:szCs w:val="14"/>
-              </w:rPr>
-            </w:pPr>
+                <w:rFonts w:ascii="함초롬돋움" w:eastAsia="함초롬돋움" w:hAnsi="함초롬돋움" w:cs="함초롬돋움"/>
+                <w:sz w:val="12"/>
+                <w:szCs w:val="14"/>
+              </w:rPr>
+            </w:pPr>
+          </w:p>
+        </w:tc>
+        <w:tc>
+          <w:tcPr>
+            <w:tcW w:w="393" w:type="dxa"/>
+            <w:vAlign w:val="center"/>
+          </w:tcPr>
+          <w:p>
+            <w:pPr>
+              <w:jc w:val="center"/>
+              <w:rPr>
+                <w:rFonts w:ascii="함초롬돋움" w:eastAsia="함초롬돋움" w:hAnsi="함초롬돋움" w:cs="함초롬돋움"/>
+                <w:sz w:val="12"/>
+                <w:szCs w:val="14"/>
+              </w:rPr>
+            </w:pPr>
+            <w:r>
+              <w:rPr>
+                <w:rFonts w:ascii="함초롬돋움" w:eastAsia="함초롬돋움" w:hAnsi="함초롬돋움" w:cs="함초롬돋움" w:hint="eastAsia"/>
+                <w:sz w:val="12"/>
+                <w:szCs w:val="14"/>
+              </w:rPr>
+              <w:t>2</w:t>
+            </w:r>
+          </w:p>
+        </w:tc>
+        <w:tc>
+          <w:tcPr>
+            <w:tcW w:w="975" w:type="dxa"/>
+            <w:vAlign w:val="center"/>
+          </w:tcPr>
+          <w:p>
+            <w:pPr>
+              <w:jc w:val="center"/>
+              <w:rPr>
+                <w:rFonts w:ascii="함초롬돋움" w:eastAsia="함초롬돋움" w:hAnsi="함초롬돋움" w:cs="함초롬돋움" w:hint="eastAsia"/>
+                <w:sz w:val="12"/>
+                <w:szCs w:val="14"/>
+              </w:rPr>
+            </w:pPr>
+            <w:r>
+              <w:rPr>
+                <w:rFonts w:ascii="함초롬돋움" w:eastAsia="함초롬돋움" w:hAnsi="함초롬돋움" w:cs="함초롬돋움" w:hint="eastAsia"/>
+                <w:sz w:val="12"/>
+                <w:szCs w:val="14"/>
+              </w:rPr>
+              <w:t>노동법2</w:t>
+            </w:r>
+          </w:p>
+        </w:tc>
+        <w:tc>
+          <w:tcPr>
+            <w:tcW w:w="626" w:type="dxa"/>
+            <w:vAlign w:val="center"/>
+          </w:tcPr>
+          <w:p>
+            <w:pPr>
+              <w:jc w:val="center"/>
+              <w:rPr>
+                <w:rFonts w:ascii="함초롬돋움" w:eastAsia="함초롬돋움" w:hAnsi="함초롬돋움" w:cs="함초롬돋움"/>
+                <w:sz w:val="12"/>
+                <w:szCs w:val="14"/>
+              </w:rPr>
+            </w:pPr>
+            <w:r>
+              <w:rPr>
+                <w:rFonts w:ascii="함초롬돋움" w:eastAsia="함초롬돋움" w:hAnsi="함초롬돋움" w:cs="함초롬돋움" w:hint="eastAsia"/>
+                <w:sz w:val="12"/>
+                <w:szCs w:val="14"/>
+              </w:rPr>
+              <w:t>11:05</w:t>
+            </w:r>
+          </w:p>
+        </w:tc>
+        <w:tc>
+          <w:tcPr>
+            <w:tcW w:w="1326" w:type="dxa"/>
+            <w:vAlign w:val="center"/>
+          </w:tcPr>
+          <w:p>
+            <w:pPr>
+              <w:spacing w:line="140" w:lineRule="exact"/>
+              <w:jc w:val="center"/>
+              <w:rPr>
+                <w:rFonts w:ascii="함초롬돋움" w:eastAsia="함초롬돋움" w:hAnsi="함초롬돋움" w:cs="함초롬돋움"/>
+                <w:sz w:val="12"/>
+                <w:szCs w:val="14"/>
+              </w:rPr>
+            </w:pPr>
+            <w:r>
+              <w:rPr>
+                <w:rFonts w:ascii="함초롬돋움" w:eastAsia="함초롬돋움" w:hAnsi="함초롬돋움" w:cs="함초롬돋움" w:hint="eastAsia"/>
+                <w:sz w:val="12"/>
+                <w:szCs w:val="14"/>
+              </w:rPr>
+              <w:t>11:15 ~ 12:30</w:t>
+            </w:r>
+          </w:p>
+          <w:p>
+            <w:pPr>
+              <w:spacing w:line="140" w:lineRule="exact"/>
+              <w:jc w:val="center"/>
+              <w:rPr>
+                <w:rFonts w:ascii="함초롬돋움" w:eastAsia="함초롬돋움" w:hAnsi="함초롬돋움" w:cs="함초롬돋움"/>
+                <w:sz w:val="12"/>
+                <w:szCs w:val="14"/>
+              </w:rPr>
+            </w:pPr>
+            <w:r>
+              <w:rPr>
+                <w:rFonts w:ascii="함초롬돋움" w:eastAsia="함초롬돋움" w:hAnsi="함초롬돋움" w:cs="함초롬돋움" w:hint="eastAsia"/>
+                <w:sz w:val="12"/>
+                <w:szCs w:val="14"/>
+              </w:rPr>
+              <w:t>(75분)</w:t>
+            </w:r>
+          </w:p>
+        </w:tc>
+        <w:tc>
+          <w:tcPr>
+            <w:tcW w:w="510" w:type="dxa"/>
+            <w:vAlign w:val="center"/>
+          </w:tcPr>
+          <w:p>
+            <w:pPr>
+              <w:jc w:val="center"/>
+              <w:rPr>
+                <w:rFonts w:ascii="함초롬돋움" w:eastAsia="함초롬돋움" w:hAnsi="함초롬돋움" w:cs="함초롬돋움"/>
+                <w:sz w:val="12"/>
+                <w:szCs w:val="14"/>
+              </w:rPr>
+            </w:pPr>
+            <w:r>
+              <w:rPr>
+                <w:rFonts w:ascii="함초롬돋움" w:eastAsia="함초롬돋움" w:hAnsi="함초롬돋움" w:cs="함초롬돋움" w:hint="eastAsia"/>
+                <w:sz w:val="12"/>
+                <w:szCs w:val="14"/>
+              </w:rPr>
+              <w:t>4문항</w:t>
+            </w:r>
+          </w:p>
+        </w:tc>
+      </w:tr>
+      <w:tr>
+        <w:trPr>
+          <w:trHeight w:val="340"/>
+        </w:trPr>
+        <w:tc>
+          <w:tcPr>
+            <w:tcW w:w="459" w:type="dxa"/>
+            <w:vMerge/>
+            <w:vAlign w:val="center"/>
+          </w:tcPr>
+          <w:p>
+            <w:pPr>
+              <w:jc w:val="center"/>
+              <w:rPr>
+                <w:rFonts w:ascii="함초롬돋움" w:eastAsia="함초롬돋움" w:hAnsi="함초롬돋움" w:cs="함초롬돋움"/>
+                <w:sz w:val="12"/>
+                <w:szCs w:val="14"/>
+              </w:rPr>
+            </w:pPr>
+          </w:p>
+        </w:tc>
+        <w:tc>
+          <w:tcPr>
+            <w:tcW w:w="393" w:type="dxa"/>
+            <w:vAlign w:val="center"/>
+          </w:tcPr>
+          <w:p>
+            <w:pPr>
+              <w:jc w:val="center"/>
+              <w:rPr>
+                <w:rFonts w:ascii="함초롬돋움" w:eastAsia="함초롬돋움" w:hAnsi="함초롬돋움" w:cs="함초롬돋움"/>
+                <w:sz w:val="12"/>
+                <w:szCs w:val="14"/>
+              </w:rPr>
+            </w:pPr>
+            <w:r>
+              <w:rPr>
+                <w:rFonts w:ascii="함초롬돋움" w:eastAsia="함초롬돋움" w:hAnsi="함초롬돋움" w:cs="함초롬돋움" w:hint="eastAsia"/>
+                <w:sz w:val="12"/>
+                <w:szCs w:val="14"/>
+              </w:rPr>
+              <w:t>3</w:t>
+            </w:r>
+          </w:p>
+        </w:tc>
+        <w:tc>
+          <w:tcPr>
+            <w:tcW w:w="975" w:type="dxa"/>
+            <w:vAlign w:val="center"/>
+          </w:tcPr>
+          <w:p>
+            <w:pPr>
+              <w:jc w:val="center"/>
+              <w:rPr>
+                <w:rFonts w:ascii="함초롬돋움" w:eastAsia="함초롬돋움" w:hAnsi="함초롬돋움" w:cs="함초롬돋움"/>
+                <w:sz w:val="12"/>
+                <w:szCs w:val="14"/>
+              </w:rPr>
+            </w:pPr>
+            <w:r>
+              <w:rPr>
+                <w:rFonts w:ascii="함초롬돋움" w:eastAsia="함초롬돋움" w:hAnsi="함초롬돋움" w:cs="함초롬돋움" w:hint="eastAsia"/>
+                <w:sz w:val="12"/>
+                <w:szCs w:val="14"/>
+              </w:rPr>
+              <w:t>인사노무관리론</w:t>
+            </w:r>
+          </w:p>
+        </w:tc>
+        <w:tc>
+          <w:tcPr>
+            <w:tcW w:w="626" w:type="dxa"/>
+            <w:vAlign w:val="center"/>
+          </w:tcPr>
+          <w:p>
+            <w:pPr>
+              <w:jc w:val="center"/>
+              <w:rPr>
+                <w:rFonts w:ascii="함초롬돋움" w:eastAsia="함초롬돋움" w:hAnsi="함초롬돋움" w:cs="함초롬돋움"/>
+                <w:sz w:val="12"/>
+                <w:szCs w:val="14"/>
+              </w:rPr>
+            </w:pPr>
+            <w:r>
+              <w:rPr>
+                <w:rFonts w:ascii="함초롬돋움" w:eastAsia="함초롬돋움" w:hAnsi="함초롬돋움" w:cs="함초롬돋움" w:hint="eastAsia"/>
+                <w:sz w:val="12"/>
+                <w:szCs w:val="14"/>
+              </w:rPr>
+              <w:t>13:30</w:t>
+            </w:r>
+          </w:p>
+        </w:tc>
+        <w:tc>
+          <w:tcPr>
+            <w:tcW w:w="1326" w:type="dxa"/>
+            <w:vAlign w:val="center"/>
+          </w:tcPr>
+          <w:p>
+            <w:pPr>
+              <w:spacing w:line="140" w:lineRule="exact"/>
+              <w:jc w:val="center"/>
+              <w:rPr>
+                <w:rFonts w:ascii="함초롬돋움" w:eastAsia="함초롬돋움" w:hAnsi="함초롬돋움" w:cs="함초롬돋움"/>
+                <w:sz w:val="12"/>
+                <w:szCs w:val="14"/>
+              </w:rPr>
+            </w:pPr>
+            <w:r>
+              <w:rPr>
+                <w:rFonts w:ascii="함초롬돋움" w:eastAsia="함초롬돋움" w:hAnsi="함초롬돋움" w:cs="함초롬돋움" w:hint="eastAsia"/>
+                <w:sz w:val="12"/>
+                <w:szCs w:val="14"/>
+              </w:rPr>
+              <w:t>13:50 ~ 15:30</w:t>
+            </w:r>
+          </w:p>
+          <w:p>
+            <w:pPr>
+              <w:spacing w:line="140" w:lineRule="exact"/>
+              <w:jc w:val="center"/>
+              <w:rPr>
+                <w:rFonts w:ascii="함초롬돋움" w:eastAsia="함초롬돋움" w:hAnsi="함초롬돋움" w:cs="함초롬돋움"/>
+                <w:sz w:val="12"/>
+                <w:szCs w:val="14"/>
+              </w:rPr>
+            </w:pPr>
+            <w:r>
+              <w:rPr>
+                <w:rFonts w:ascii="함초롬돋움" w:eastAsia="함초롬돋움" w:hAnsi="함초롬돋움" w:cs="함초롬돋움" w:hint="eastAsia"/>
+                <w:sz w:val="12"/>
+                <w:szCs w:val="14"/>
+              </w:rPr>
+              <w:t>(100분)</w:t>
+            </w:r>
+          </w:p>
+        </w:tc>
+        <w:tc>
+          <w:tcPr>
+            <w:tcW w:w="510" w:type="dxa"/>
+            <w:vAlign w:val="center"/>
+          </w:tcPr>
+          <w:p>
+            <w:pPr>
+              <w:jc w:val="center"/>
+              <w:rPr>
+                <w:rFonts w:ascii="함초롬돋움" w:eastAsia="함초롬돋움" w:hAnsi="함초롬돋움" w:cs="함초롬돋움"/>
+                <w:sz w:val="12"/>
+                <w:szCs w:val="14"/>
+              </w:rPr>
+            </w:pPr>
+            <w:r>
+              <w:rPr>
+                <w:rFonts w:ascii="함초롬돋움" w:eastAsia="함초롬돋움" w:hAnsi="함초롬돋움" w:cs="함초롬돋움" w:hint="eastAsia"/>
+                <w:sz w:val="12"/>
+                <w:szCs w:val="14"/>
+              </w:rPr>
+              <w:t>3문항</w:t>
+            </w:r>
+          </w:p>
+        </w:tc>
+      </w:tr>
+      <w:tr>
+        <w:trPr>
+          <w:trHeight w:val="340"/>
+        </w:trPr>
+        <w:tc>
+          <w:tcPr>
+            <w:tcW w:w="459" w:type="dxa"/>
+            <w:vMerge w:val="restart"/>
+            <w:vAlign w:val="center"/>
+          </w:tcPr>
+          <w:p>
+            <w:pPr>
+              <w:jc w:val="center"/>
+              <w:rPr>
+                <w:rFonts w:ascii="함초롬돋움" w:eastAsia="함초롬돋움" w:hAnsi="함초롬돋움" w:cs="함초롬돋움"/>
+                <w:sz w:val="12"/>
+                <w:szCs w:val="14"/>
+              </w:rPr>
+            </w:pPr>
+            <w:r>
+              <w:rPr>
+                <w:rFonts w:ascii="함초롬돋움" w:eastAsia="함초롬돋움" w:hAnsi="함초롬돋움" w:cs="함초롬돋움" w:hint="eastAsia"/>
+                <w:sz w:val="12"/>
+                <w:szCs w:val="14"/>
+              </w:rPr>
+              <w:t>2일차</w:t>
+            </w:r>
+          </w:p>
+        </w:tc>
+        <w:tc>
+          <w:tcPr>
+            <w:tcW w:w="393" w:type="dxa"/>
+            <w:vAlign w:val="center"/>
+          </w:tcPr>
+          <w:p>
+            <w:pPr>
+              <w:jc w:val="center"/>
+              <w:rPr>
+                <w:rFonts w:ascii="함초롬돋움" w:eastAsia="함초롬돋움" w:hAnsi="함초롬돋움" w:cs="함초롬돋움"/>
+                <w:sz w:val="12"/>
+                <w:szCs w:val="14"/>
+              </w:rPr>
+            </w:pPr>
+            <w:r>
+              <w:rPr>
+                <w:rFonts w:ascii="함초롬돋움" w:eastAsia="함초롬돋움" w:hAnsi="함초롬돋움" w:cs="함초롬돋움" w:hint="eastAsia"/>
+                <w:sz w:val="12"/>
+                <w:szCs w:val="14"/>
+              </w:rPr>
+              <w:t>1</w:t>
+            </w:r>
+          </w:p>
+        </w:tc>
+        <w:tc>
+          <w:tcPr>
+            <w:tcW w:w="975" w:type="dxa"/>
+            <w:vAlign w:val="center"/>
+          </w:tcPr>
+          <w:p>
+            <w:pPr>
+              <w:jc w:val="center"/>
+              <w:rPr>
+                <w:rFonts w:ascii="함초롬돋움" w:eastAsia="함초롬돋움" w:hAnsi="함초롬돋움" w:cs="함초롬돋움"/>
+                <w:sz w:val="12"/>
+                <w:szCs w:val="14"/>
+              </w:rPr>
+            </w:pPr>
+            <w:r>
+              <w:rPr>
+                <w:rFonts w:ascii="함초롬돋움" w:eastAsia="함초롬돋움" w:hAnsi="함초롬돋움" w:cs="함초롬돋움" w:hint="eastAsia"/>
+                <w:sz w:val="12"/>
+                <w:szCs w:val="14"/>
+              </w:rPr>
+              <w:t>행정쟁송법</w:t>
+            </w:r>
+          </w:p>
+        </w:tc>
+        <w:tc>
+          <w:tcPr>
+            <w:tcW w:w="626" w:type="dxa"/>
+            <w:vAlign w:val="center"/>
+          </w:tcPr>
+          <w:p>
+            <w:pPr>
+              <w:jc w:val="center"/>
+              <w:rPr>
+                <w:rFonts w:ascii="함초롬돋움" w:eastAsia="함초롬돋움" w:hAnsi="함초롬돋움" w:cs="함초롬돋움"/>
+                <w:sz w:val="12"/>
+                <w:szCs w:val="14"/>
+              </w:rPr>
+            </w:pPr>
+            <w:r>
+              <w:rPr>
+                <w:rFonts w:ascii="함초롬돋움" w:eastAsia="함초롬돋움" w:hAnsi="함초롬돋움" w:cs="함초롬돋움" w:hint="eastAsia"/>
+                <w:sz w:val="12"/>
+                <w:szCs w:val="14"/>
+              </w:rPr>
+              <w:t>09:00</w:t>
+            </w:r>
+          </w:p>
+        </w:tc>
+        <w:tc>
+          <w:tcPr>
+            <w:tcW w:w="1326" w:type="dxa"/>
+            <w:vAlign w:val="center"/>
+          </w:tcPr>
+          <w:p>
+            <w:pPr>
+              <w:spacing w:line="140" w:lineRule="exact"/>
+              <w:jc w:val="center"/>
+              <w:rPr>
+                <w:rFonts w:ascii="함초롬돋움" w:eastAsia="함초롬돋움" w:hAnsi="함초롬돋움" w:cs="함초롬돋움"/>
+                <w:sz w:val="12"/>
+                <w:szCs w:val="14"/>
+              </w:rPr>
+            </w:pPr>
+            <w:r>
+              <w:rPr>
+                <w:rFonts w:ascii="함초롬돋움" w:eastAsia="함초롬돋움" w:hAnsi="함초롬돋움" w:cs="함초롬돋움" w:hint="eastAsia"/>
+                <w:sz w:val="12"/>
+                <w:szCs w:val="14"/>
+              </w:rPr>
+              <w:t>09:30 ~ 11:10</w:t>
+            </w:r>
+          </w:p>
+          <w:p>
+            <w:pPr>
+              <w:spacing w:line="140" w:lineRule="exact"/>
+              <w:jc w:val="center"/>
+              <w:rPr>
+                <w:rFonts w:ascii="함초롬돋움" w:eastAsia="함초롬돋움" w:hAnsi="함초롬돋움" w:cs="함초롬돋움"/>
+                <w:sz w:val="12"/>
+                <w:szCs w:val="14"/>
+              </w:rPr>
+            </w:pPr>
+            <w:r>
+              <w:rPr>
+                <w:rFonts w:ascii="함초롬돋움" w:eastAsia="함초롬돋움" w:hAnsi="함초롬돋움" w:cs="함초롬돋움" w:hint="eastAsia"/>
+                <w:sz w:val="12"/>
+                <w:szCs w:val="14"/>
+              </w:rPr>
+              <w:t>(100분)</w:t>
+            </w:r>
+          </w:p>
+        </w:tc>
+        <w:tc>
+          <w:tcPr>
+            <w:tcW w:w="510" w:type="dxa"/>
+            <w:vAlign w:val="center"/>
+          </w:tcPr>
+          <w:p>
+            <w:pPr>
+              <w:jc w:val="center"/>
+              <w:rPr>
+                <w:rFonts w:ascii="함초롬돋움" w:eastAsia="함초롬돋움" w:hAnsi="함초롬돋움" w:cs="함초롬돋움"/>
+                <w:sz w:val="12"/>
+                <w:szCs w:val="14"/>
+              </w:rPr>
+            </w:pPr>
+            <w:r>
+              <w:rPr>
+                <w:rFonts w:ascii="함초롬돋움" w:eastAsia="함초롬돋움" w:hAnsi="함초롬돋움" w:cs="함초롬돋움" w:hint="eastAsia"/>
+                <w:sz w:val="12"/>
+                <w:szCs w:val="14"/>
+              </w:rPr>
+              <w:t>3문항</w:t>
+            </w:r>
+          </w:p>
+        </w:tc>
+      </w:tr>
+      <w:tr>
+        <w:trPr>
+          <w:trHeight w:val="340"/>
+        </w:trPr>
+        <w:tc>
+          <w:tcPr>
+            <w:tcW w:w="459" w:type="dxa"/>
+            <w:vMerge/>
+            <w:vAlign w:val="center"/>
+          </w:tcPr>
+          <w:p>
+            <w:pPr>
+              <w:jc w:val="center"/>
+              <w:rPr>
+                <w:rFonts w:ascii="함초롬돋움" w:eastAsia="함초롬돋움" w:hAnsi="함초롬돋움" w:cs="함초롬돋움"/>
+                <w:sz w:val="12"/>
+                <w:szCs w:val="14"/>
+              </w:rPr>
+            </w:pPr>
+          </w:p>
+        </w:tc>
+        <w:tc>
+          <w:tcPr>
+            <w:tcW w:w="393" w:type="dxa"/>
+            <w:vAlign w:val="center"/>
+          </w:tcPr>
+          <w:p>
+            <w:pPr>
+              <w:jc w:val="center"/>
+              <w:rPr>
+                <w:rFonts w:ascii="함초롬돋움" w:eastAsia="함초롬돋움" w:hAnsi="함초롬돋움" w:cs="함초롬돋움"/>
+                <w:sz w:val="12"/>
+                <w:szCs w:val="14"/>
+              </w:rPr>
+            </w:pPr>
+            <w:r>
+              <w:rPr>
+                <w:rFonts w:ascii="함초롬돋움" w:eastAsia="함초롬돋움" w:hAnsi="함초롬돋움" w:cs="함초롬돋움" w:hint="eastAsia"/>
+                <w:sz w:val="12"/>
+                <w:szCs w:val="14"/>
+              </w:rPr>
+              <w:t>2</w:t>
+            </w:r>
+          </w:p>
+        </w:tc>
+        <w:tc>
+          <w:tcPr>
+            <w:tcW w:w="975" w:type="dxa"/>
+            <w:vAlign w:val="center"/>
+          </w:tcPr>
+          <w:p>
+            <w:pPr>
+              <w:jc w:val="center"/>
+              <w:rPr>
+                <w:rFonts w:ascii="함초롬돋움" w:eastAsia="함초롬돋움" w:hAnsi="함초롬돋움" w:cs="함초롬돋움"/>
+                <w:sz w:val="12"/>
+                <w:szCs w:val="14"/>
+              </w:rPr>
+            </w:pPr>
+            <w:r>
+              <w:rPr>
+                <w:rFonts w:ascii="함초롬돋움" w:eastAsia="함초롬돋움" w:hAnsi="함초롬돋움" w:cs="함초롬돋움" w:hint="eastAsia"/>
+                <w:sz w:val="12"/>
+                <w:szCs w:val="14"/>
+              </w:rPr>
+              <w:t>민사소송법</w:t>
+            </w:r>
+          </w:p>
+        </w:tc>
+        <w:tc>
+          <w:tcPr>
+            <w:tcW w:w="626" w:type="dxa"/>
+            <w:vAlign w:val="center"/>
+          </w:tcPr>
+          <w:p>
+            <w:pPr>
+              <w:jc w:val="center"/>
+              <w:rPr>
+                <w:rFonts w:ascii="함초롬돋움" w:eastAsia="함초롬돋움" w:hAnsi="함초롬돋움" w:cs="함초롬돋움"/>
+                <w:sz w:val="12"/>
+                <w:szCs w:val="14"/>
+              </w:rPr>
+            </w:pPr>
+            <w:r>
+              <w:rPr>
+                <w:rFonts w:ascii="함초롬돋움" w:eastAsia="함초롬돋움" w:hAnsi="함초롬돋움" w:cs="함초롬돋움" w:hint="eastAsia"/>
+                <w:sz w:val="12"/>
+                <w:szCs w:val="14"/>
+              </w:rPr>
+              <w:t>11:30</w:t>
+            </w:r>
+          </w:p>
+        </w:tc>
+        <w:tc>
+          <w:tcPr>
+            <w:tcW w:w="1326" w:type="dxa"/>
+            <w:vAlign w:val="center"/>
+          </w:tcPr>
+          <w:p>
+            <w:pPr>
+              <w:spacing w:line="140" w:lineRule="exact"/>
+              <w:jc w:val="center"/>
+              <w:rPr>
+                <w:rFonts w:ascii="함초롬돋움" w:eastAsia="함초롬돋움" w:hAnsi="함초롬돋움" w:cs="함초롬돋움"/>
+                <w:sz w:val="12"/>
+                <w:szCs w:val="14"/>
+              </w:rPr>
+            </w:pPr>
+            <w:r>
+              <w:rPr>
+                <w:rFonts w:ascii="함초롬돋움" w:eastAsia="함초롬돋움" w:hAnsi="함초롬돋움" w:cs="함초롬돋움" w:hint="eastAsia"/>
+                <w:sz w:val="12"/>
+                <w:szCs w:val="14"/>
+              </w:rPr>
+              <w:t>11:40 ~ 13:20</w:t>
+            </w:r>
+          </w:p>
+          <w:p>
+            <w:pPr>
+              <w:spacing w:line="140" w:lineRule="exact"/>
+              <w:jc w:val="center"/>
+              <w:rPr>
+                <w:rFonts w:ascii="함초롬돋움" w:eastAsia="함초롬돋움" w:hAnsi="함초롬돋움" w:cs="함초롬돋움"/>
+                <w:sz w:val="12"/>
+                <w:szCs w:val="14"/>
+              </w:rPr>
+            </w:pPr>
+            <w:r>
+              <w:rPr>
+                <w:rFonts w:ascii="함초롬돋움" w:eastAsia="함초롬돋움" w:hAnsi="함초롬돋움" w:cs="함초롬돋움" w:hint="eastAsia"/>
+                <w:sz w:val="12"/>
+                <w:szCs w:val="14"/>
+              </w:rPr>
+              <w:t>(100분)</w:t>
+            </w:r>
+          </w:p>
+        </w:tc>
+        <w:tc>
+          <w:tcPr>
+            <w:tcW w:w="510" w:type="dxa"/>
+            <w:vAlign w:val="center"/>
+          </w:tcPr>
+          <w:p>
+            <w:pPr>
+              <w:jc w:val="center"/>
+              <w:rPr>
+                <w:rFonts w:ascii="함초롬돋움" w:eastAsia="함초롬돋움" w:hAnsi="함초롬돋움" w:cs="함초롬돋움"/>
+                <w:sz w:val="12"/>
+                <w:szCs w:val="14"/>
+              </w:rPr>
+            </w:pPr>
+            <w:r>
+              <w:rPr>
+                <w:rFonts w:ascii="함초롬돋움" w:eastAsia="함초롬돋움" w:hAnsi="함초롬돋움" w:cs="함초롬돋움" w:hint="eastAsia"/>
+                <w:sz w:val="12"/>
+                <w:szCs w:val="14"/>
+              </w:rPr>
+              <w:t>3문항</w:t>
+            </w:r>
+          </w:p>
+        </w:tc>
+      </w:tr>
+    </w:tbl>
+    <w:p/>
+    <w:tbl>
+      <w:tblPr>
+        <w:tblStyle w:val="aa"/>
+        <w:tblW w:w="0" w:type="auto"/>
+        <w:tblLayout w:type="fixed"/>
+        <w:tblCellMar>
+          <w:left w:w="0" w:type="dxa"/>
+          <w:right w:w="0" w:type="dxa"/>
+        </w:tblCellMar>
+        <w:tblLook w:val="04A0" w:firstRow="1" w:lastRow="0" w:firstColumn="1" w:lastColumn="0" w:noHBand="0" w:noVBand="1"/>
+      </w:tblPr>
+      <w:tblGrid>
+        <w:gridCol w:w="459"/>
+        <w:gridCol w:w="393"/>
+        <w:gridCol w:w="975"/>
+        <w:gridCol w:w="626"/>
+        <w:gridCol w:w="1326"/>
+        <w:gridCol w:w="510"/>
+      </w:tblGrid>
+      <w:tr>
+        <w:trPr>
+          <w:trHeight w:val="227"/>
+        </w:trPr>
+        <w:tc>
+          <w:tcPr>
+            <w:tcW w:w="459" w:type="dxa"/>
+            <w:shd w:val="clear" w:color="auto" w:fill="D9D9D9" w:themeFill="background1" w:themeFillShade="D9"/>
+            <w:vAlign w:val="center"/>
+          </w:tcPr>
+          <w:p>
+            <w:pPr>
+              <w:jc w:val="center"/>
+              <w:rPr>
+                <w:rFonts w:ascii="함초롬돋움" w:eastAsia="함초롬돋움" w:hAnsi="함초롬돋움" w:cs="함초롬돋움"/>
+                <w:b/>
+                <w:bCs/>
+                <w:sz w:val="12"/>
+                <w:szCs w:val="14"/>
+              </w:rPr>
+            </w:pPr>
+            <w:r>
+              <w:rPr>
+                <w:rFonts w:ascii="함초롬돋움" w:eastAsia="함초롬돋움" w:hAnsi="함초롬돋움" w:cs="함초롬돋움" w:hint="eastAsia"/>
+                <w:b/>
+                <w:bCs/>
+                <w:sz w:val="12"/>
+                <w:szCs w:val="14"/>
+              </w:rPr>
+              <w:t>일차</w:t>
+            </w:r>
+          </w:p>
+        </w:tc>
+        <w:tc>
+          <w:tcPr>
+            <w:tcW w:w="393" w:type="dxa"/>
+            <w:shd w:val="clear" w:color="auto" w:fill="D9D9D9" w:themeFill="background1" w:themeFillShade="D9"/>
+            <w:vAlign w:val="center"/>
+          </w:tcPr>
+          <w:p>
+            <w:pPr>
+              <w:jc w:val="center"/>
+              <w:rPr>
+                <w:rFonts w:ascii="함초롬돋움" w:eastAsia="함초롬돋움" w:hAnsi="함초롬돋움" w:cs="함초롬돋움"/>
+                <w:b/>
+                <w:bCs/>
+                <w:sz w:val="12"/>
+                <w:szCs w:val="14"/>
+              </w:rPr>
+            </w:pPr>
+            <w:r>
+              <w:rPr>
+                <w:rFonts w:ascii="함초롬돋움" w:eastAsia="함초롬돋움" w:hAnsi="함초롬돋움" w:cs="함초롬돋움" w:hint="eastAsia"/>
+                <w:b/>
+                <w:bCs/>
+                <w:sz w:val="12"/>
+                <w:szCs w:val="14"/>
+              </w:rPr>
+              <w:t>교시</w:t>
+            </w:r>
+          </w:p>
+        </w:tc>
+        <w:tc>
+          <w:tcPr>
+            <w:tcW w:w="975" w:type="dxa"/>
+            <w:shd w:val="clear" w:color="auto" w:fill="D9D9D9" w:themeFill="background1" w:themeFillShade="D9"/>
+            <w:vAlign w:val="center"/>
+          </w:tcPr>
+          <w:p>
+            <w:pPr>
+              <w:jc w:val="center"/>
+              <w:rPr>
+                <w:rFonts w:ascii="함초롬돋움" w:eastAsia="함초롬돋움" w:hAnsi="함초롬돋움" w:cs="함초롬돋움"/>
+                <w:b/>
+                <w:bCs/>
+                <w:sz w:val="12"/>
+                <w:szCs w:val="14"/>
+              </w:rPr>
+            </w:pPr>
+            <w:r>
+              <w:rPr>
+                <w:rFonts w:ascii="함초롬돋움" w:eastAsia="함초롬돋움" w:hAnsi="함초롬돋움" w:cs="함초롬돋움" w:hint="eastAsia"/>
+                <w:b/>
+                <w:bCs/>
+                <w:sz w:val="12"/>
+                <w:szCs w:val="14"/>
+              </w:rPr>
+              <w:t>시험과목</w:t>
+            </w:r>
+          </w:p>
+        </w:tc>
+        <w:tc>
+          <w:tcPr>
+            <w:tcW w:w="626" w:type="dxa"/>
+            <w:shd w:val="clear" w:color="auto" w:fill="D9D9D9" w:themeFill="background1" w:themeFillShade="D9"/>
+            <w:vAlign w:val="center"/>
+          </w:tcPr>
+          <w:p>
+            <w:pPr>
+              <w:jc w:val="center"/>
+              <w:rPr>
+                <w:rFonts w:ascii="함초롬돋움" w:eastAsia="함초롬돋움" w:hAnsi="함초롬돋움" w:cs="함초롬돋움"/>
+                <w:b/>
+                <w:bCs/>
+                <w:sz w:val="12"/>
+                <w:szCs w:val="14"/>
+              </w:rPr>
+            </w:pPr>
+            <w:r>
+              <w:rPr>
+                <w:rFonts w:ascii="함초롬돋움" w:eastAsia="함초롬돋움" w:hAnsi="함초롬돋움" w:cs="함초롬돋움" w:hint="eastAsia"/>
+                <w:b/>
+                <w:bCs/>
+                <w:sz w:val="12"/>
+                <w:szCs w:val="14"/>
+              </w:rPr>
+              <w:t>입실시간</w:t>
+            </w:r>
+          </w:p>
+        </w:tc>
+        <w:tc>
+          <w:tcPr>
+            <w:tcW w:w="1326" w:type="dxa"/>
+            <w:shd w:val="clear" w:color="auto" w:fill="D9D9D9" w:themeFill="background1" w:themeFillShade="D9"/>
+            <w:vAlign w:val="center"/>
+          </w:tcPr>
+          <w:p>
+            <w:pPr>
+              <w:jc w:val="center"/>
+              <w:rPr>
+                <w:rFonts w:ascii="함초롬돋움" w:eastAsia="함초롬돋움" w:hAnsi="함초롬돋움" w:cs="함초롬돋움"/>
+                <w:b/>
+                <w:bCs/>
+                <w:sz w:val="12"/>
+                <w:szCs w:val="14"/>
+              </w:rPr>
+            </w:pPr>
+            <w:r>
+              <w:rPr>
+                <w:rFonts w:ascii="함초롬돋움" w:eastAsia="함초롬돋움" w:hAnsi="함초롬돋움" w:cs="함초롬돋움" w:hint="eastAsia"/>
+                <w:b/>
+                <w:bCs/>
+                <w:sz w:val="12"/>
+                <w:szCs w:val="14"/>
+              </w:rPr>
+              <w:t>시험시간</w:t>
+            </w:r>
+          </w:p>
+        </w:tc>
+        <w:tc>
+          <w:tcPr>
+            <w:tcW w:w="510" w:type="dxa"/>
+            <w:shd w:val="clear" w:color="auto" w:fill="D9D9D9" w:themeFill="background1" w:themeFillShade="D9"/>
+            <w:vAlign w:val="center"/>
+          </w:tcPr>
+          <w:p>
+            <w:pPr>
+              <w:jc w:val="center"/>
+              <w:rPr>
+                <w:rFonts w:ascii="함초롬돋움" w:eastAsia="함초롬돋움" w:hAnsi="함초롬돋움" w:cs="함초롬돋움"/>
+                <w:b/>
+                <w:bCs/>
+                <w:sz w:val="12"/>
+                <w:szCs w:val="14"/>
+              </w:rPr>
+            </w:pPr>
+            <w:r>
+              <w:rPr>
+                <w:rFonts w:ascii="함초롬돋움" w:eastAsia="함초롬돋움" w:hAnsi="함초롬돋움" w:cs="함초롬돋움" w:hint="eastAsia"/>
+                <w:b/>
+                <w:bCs/>
+                <w:sz w:val="12"/>
+                <w:szCs w:val="14"/>
+              </w:rPr>
+              <w:t>문항수</w:t>
+            </w:r>
+          </w:p>
+        </w:tc>
+      </w:tr>
+      <w:tr>
+        <w:trPr>
+          <w:trHeight w:val="340"/>
+        </w:trPr>
+        <w:tc>
+          <w:tcPr>
+            <w:tcW w:w="459" w:type="dxa"/>
+            <w:vMerge w:val="restart"/>
+            <w:vAlign w:val="center"/>
+          </w:tcPr>
+          <w:p>
+            <w:pPr>
+              <w:jc w:val="center"/>
+              <w:rPr>
+                <w:rFonts w:ascii="함초롬돋움" w:eastAsia="함초롬돋움" w:hAnsi="함초롬돋움" w:cs="함초롬돋움"/>
+                <w:sz w:val="12"/>
+                <w:szCs w:val="14"/>
+              </w:rPr>
+            </w:pPr>
+            <w:r>
+              <w:rPr>
+                <w:rFonts w:ascii="함초롬돋움" w:eastAsia="함초롬돋움" w:hAnsi="함초롬돋움" w:cs="함초롬돋움" w:hint="eastAsia"/>
+                <w:sz w:val="12"/>
+                <w:szCs w:val="14"/>
+              </w:rPr>
+              <w:t>1일차</w:t>
+            </w:r>
+          </w:p>
+        </w:tc>
+        <w:tc>
+          <w:tcPr>
+            <w:tcW w:w="393" w:type="dxa"/>
+            <w:vAlign w:val="center"/>
+          </w:tcPr>
+          <w:p>
+            <w:pPr>
+              <w:jc w:val="center"/>
+              <w:rPr>
+                <w:rFonts w:ascii="함초롬돋움" w:eastAsia="함초롬돋움" w:hAnsi="함초롬돋움" w:cs="함초롬돋움"/>
+                <w:sz w:val="12"/>
+                <w:szCs w:val="14"/>
+              </w:rPr>
+            </w:pPr>
+            <w:r>
+              <w:rPr>
+                <w:rFonts w:ascii="함초롬돋움" w:eastAsia="함초롬돋움" w:hAnsi="함초롬돋움" w:cs="함초롬돋움" w:hint="eastAsia"/>
+                <w:sz w:val="12"/>
+                <w:szCs w:val="14"/>
+              </w:rPr>
+              <w:t>1</w:t>
+            </w:r>
+          </w:p>
+        </w:tc>
+        <w:tc>
+          <w:tcPr>
+            <w:tcW w:w="975" w:type="dxa"/>
+            <w:vAlign w:val="center"/>
+          </w:tcPr>
+          <w:p>
+            <w:pPr>
+              <w:jc w:val="center"/>
+              <w:rPr>
+                <w:rFonts w:ascii="함초롬돋움" w:eastAsia="함초롬돋움" w:hAnsi="함초롬돋움" w:cs="함초롬돋움"/>
+                <w:sz w:val="12"/>
+                <w:szCs w:val="14"/>
+              </w:rPr>
+            </w:pPr>
+            <w:r>
+              <w:rPr>
+                <w:rFonts w:ascii="함초롬돋움" w:eastAsia="함초롬돋움" w:hAnsi="함초롬돋움" w:cs="함초롬돋움" w:hint="eastAsia"/>
+                <w:sz w:val="12"/>
+                <w:szCs w:val="14"/>
+              </w:rPr>
+              <w:t>노동법1</w:t>
+            </w:r>
+          </w:p>
+        </w:tc>
+        <w:tc>
+          <w:tcPr>
+            <w:tcW w:w="626" w:type="dxa"/>
+            <w:vAlign w:val="center"/>
+          </w:tcPr>
+          <w:p>
+            <w:pPr>
+              <w:jc w:val="center"/>
+              <w:rPr>
+                <w:rFonts w:ascii="함초롬돋움" w:eastAsia="함초롬돋움" w:hAnsi="함초롬돋움" w:cs="함초롬돋움"/>
+                <w:sz w:val="12"/>
+                <w:szCs w:val="14"/>
+              </w:rPr>
+            </w:pPr>
+            <w:r>
+              <w:rPr>
+                <w:rFonts w:ascii="함초롬돋움" w:eastAsia="함초롬돋움" w:hAnsi="함초롬돋움" w:cs="함초롬돋움" w:hint="eastAsia"/>
+                <w:sz w:val="12"/>
+                <w:szCs w:val="14"/>
+              </w:rPr>
+              <w:t>09:00</w:t>
+            </w:r>
+          </w:p>
+        </w:tc>
+        <w:tc>
+          <w:tcPr>
+            <w:tcW w:w="1326" w:type="dxa"/>
+            <w:vAlign w:val="center"/>
+          </w:tcPr>
+          <w:p>
+            <w:pPr>
+              <w:spacing w:line="140" w:lineRule="exact"/>
+              <w:jc w:val="center"/>
+              <w:rPr>
+                <w:rFonts w:ascii="함초롬돋움" w:eastAsia="함초롬돋움" w:hAnsi="함초롬돋움" w:cs="함초롬돋움"/>
+                <w:sz w:val="12"/>
+                <w:szCs w:val="14"/>
+              </w:rPr>
+            </w:pPr>
+            <w:r>
+              <w:rPr>
+                <w:rFonts w:ascii="함초롬돋움" w:eastAsia="함초롬돋움" w:hAnsi="함초롬돋움" w:cs="함초롬돋움" w:hint="eastAsia"/>
+                <w:sz w:val="12"/>
+                <w:szCs w:val="14"/>
+              </w:rPr>
+              <w:t>09:30 ~ 10:45</w:t>
+            </w:r>
+          </w:p>
+          <w:p>
+            <w:pPr>
+              <w:spacing w:line="140" w:lineRule="exact"/>
+              <w:jc w:val="center"/>
+              <w:rPr>
+                <w:rFonts w:ascii="함초롬돋움" w:eastAsia="함초롬돋움" w:hAnsi="함초롬돋움" w:cs="함초롬돋움"/>
+                <w:sz w:val="12"/>
+                <w:szCs w:val="14"/>
+              </w:rPr>
+            </w:pPr>
+            <w:r>
+              <w:rPr>
+                <w:rFonts w:ascii="함초롬돋움" w:eastAsia="함초롬돋움" w:hAnsi="함초롬돋움" w:cs="함초롬돋움" w:hint="eastAsia"/>
+                <w:sz w:val="12"/>
+                <w:szCs w:val="14"/>
+              </w:rPr>
+              <w:t>(75분)</w:t>
+            </w:r>
+          </w:p>
+        </w:tc>
+        <w:tc>
+          <w:tcPr>
+            <w:tcW w:w="510" w:type="dxa"/>
+            <w:vAlign w:val="center"/>
+          </w:tcPr>
+          <w:p>
+            <w:pPr>
+              <w:jc w:val="center"/>
+              <w:rPr>
+                <w:rFonts w:ascii="함초롬돋움" w:eastAsia="함초롬돋움" w:hAnsi="함초롬돋움" w:cs="함초롬돋움"/>
+                <w:sz w:val="12"/>
+                <w:szCs w:val="14"/>
+              </w:rPr>
+            </w:pPr>
+            <w:r>
+              <w:rPr>
+                <w:rFonts w:ascii="함초롬돋움" w:eastAsia="함초롬돋움" w:hAnsi="함초롬돋움" w:cs="함초롬돋움" w:hint="eastAsia"/>
+                <w:sz w:val="12"/>
+                <w:szCs w:val="14"/>
+              </w:rPr>
+              <w:t>4문항</w:t>
+            </w:r>
+          </w:p>
+        </w:tc>
+      </w:tr>
+      <w:tr>
+        <w:trPr>
+          <w:trHeight w:val="340"/>
+        </w:trPr>
+        <w:tc>
+          <w:tcPr>
+            <w:tcW w:w="459" w:type="dxa"/>
+            <w:vMerge/>
+            <w:vAlign w:val="center"/>
+          </w:tcPr>
+          <w:p>
+            <w:pPr>
+              <w:jc w:val="center"/>
+              <w:rPr>
+                <w:rFonts w:ascii="함초롬돋움" w:eastAsia="함초롬돋움" w:hAnsi="함초롬돋움" w:cs="함초롬돋움"/>
+                <w:sz w:val="12"/>
+                <w:szCs w:val="14"/>
+              </w:rPr>
+            </w:pPr>
+          </w:p>
+        </w:tc>
+        <w:tc>
+          <w:tcPr>
+            <w:tcW w:w="393" w:type="dxa"/>
+            <w:vAlign w:val="center"/>
+          </w:tcPr>
+          <w:p>
+            <w:pPr>
+              <w:jc w:val="center"/>
+              <w:rPr>
+                <w:rFonts w:ascii="함초롬돋움" w:eastAsia="함초롬돋움" w:hAnsi="함초롬돋움" w:cs="함초롬돋움"/>
+                <w:sz w:val="12"/>
+                <w:szCs w:val="14"/>
+              </w:rPr>
+            </w:pPr>
+            <w:r>
+              <w:rPr>
+                <w:rFonts w:ascii="함초롬돋움" w:eastAsia="함초롬돋움" w:hAnsi="함초롬돋움" w:cs="함초롬돋움" w:hint="eastAsia"/>
+                <w:sz w:val="12"/>
+                <w:szCs w:val="14"/>
+              </w:rPr>
+              <w:t>2</w:t>
+            </w:r>
+          </w:p>
+        </w:tc>
+        <w:tc>
+          <w:tcPr>
+            <w:tcW w:w="975" w:type="dxa"/>
+            <w:vAlign w:val="center"/>
+          </w:tcPr>
+          <w:p>
+            <w:pPr>
+              <w:jc w:val="center"/>
+              <w:rPr>
+                <w:rFonts w:ascii="함초롬돋움" w:eastAsia="함초롬돋움" w:hAnsi="함초롬돋움" w:cs="함초롬돋움" w:hint="eastAsia"/>
+                <w:sz w:val="12"/>
+                <w:szCs w:val="14"/>
+              </w:rPr>
+            </w:pPr>
+            <w:r>
+              <w:rPr>
+                <w:rFonts w:ascii="함초롬돋움" w:eastAsia="함초롬돋움" w:hAnsi="함초롬돋움" w:cs="함초롬돋움" w:hint="eastAsia"/>
+                <w:sz w:val="12"/>
+                <w:szCs w:val="14"/>
+              </w:rPr>
+              <w:t>노동법2</w:t>
+            </w:r>
+          </w:p>
+        </w:tc>
+        <w:tc>
+          <w:tcPr>
+            <w:tcW w:w="626" w:type="dxa"/>
+            <w:vAlign w:val="center"/>
+          </w:tcPr>
+          <w:p>
+            <w:pPr>
+              <w:jc w:val="center"/>
+              <w:rPr>
+                <w:rFonts w:ascii="함초롬돋움" w:eastAsia="함초롬돋움" w:hAnsi="함초롬돋움" w:cs="함초롬돋움"/>
+                <w:sz w:val="12"/>
+                <w:szCs w:val="14"/>
+              </w:rPr>
+            </w:pPr>
+            <w:r>
+              <w:rPr>
+                <w:rFonts w:ascii="함초롬돋움" w:eastAsia="함초롬돋움" w:hAnsi="함초롬돋움" w:cs="함초롬돋움" w:hint="eastAsia"/>
+                <w:sz w:val="12"/>
+                <w:szCs w:val="14"/>
+              </w:rPr>
+              <w:t>11:05</w:t>
+            </w:r>
+          </w:p>
+        </w:tc>
+        <w:tc>
+          <w:tcPr>
+            <w:tcW w:w="1326" w:type="dxa"/>
+            <w:vAlign w:val="center"/>
+          </w:tcPr>
+          <w:p>
+            <w:pPr>
+              <w:spacing w:line="140" w:lineRule="exact"/>
+              <w:jc w:val="center"/>
+              <w:rPr>
+                <w:rFonts w:ascii="함초롬돋움" w:eastAsia="함초롬돋움" w:hAnsi="함초롬돋움" w:cs="함초롬돋움"/>
+                <w:sz w:val="12"/>
+                <w:szCs w:val="14"/>
+              </w:rPr>
+            </w:pPr>
+            <w:r>
+              <w:rPr>
+                <w:rFonts w:ascii="함초롬돋움" w:eastAsia="함초롬돋움" w:hAnsi="함초롬돋움" w:cs="함초롬돋움" w:hint="eastAsia"/>
+                <w:sz w:val="12"/>
+                <w:szCs w:val="14"/>
+              </w:rPr>
+              <w:t>11:15 ~ 12:30</w:t>
+            </w:r>
+          </w:p>
+          <w:p>
+            <w:pPr>
+              <w:spacing w:line="140" w:lineRule="exact"/>
+              <w:jc w:val="center"/>
+              <w:rPr>
+                <w:rFonts w:ascii="함초롬돋움" w:eastAsia="함초롬돋움" w:hAnsi="함초롬돋움" w:cs="함초롬돋움"/>
+                <w:sz w:val="12"/>
+                <w:szCs w:val="14"/>
+              </w:rPr>
+            </w:pPr>
+            <w:r>
+              <w:rPr>
+                <w:rFonts w:ascii="함초롬돋움" w:eastAsia="함초롬돋움" w:hAnsi="함초롬돋움" w:cs="함초롬돋움" w:hint="eastAsia"/>
+                <w:sz w:val="12"/>
+                <w:szCs w:val="14"/>
+              </w:rPr>
+              <w:t>(75분)</w:t>
+            </w:r>
+          </w:p>
+        </w:tc>
+        <w:tc>
+          <w:tcPr>
+            <w:tcW w:w="510" w:type="dxa"/>
+            <w:vAlign w:val="center"/>
+          </w:tcPr>
+          <w:p>
+            <w:pPr>
+              <w:jc w:val="center"/>
+              <w:rPr>
+                <w:rFonts w:ascii="함초롬돋움" w:eastAsia="함초롬돋움" w:hAnsi="함초롬돋움" w:cs="함초롬돋움"/>
+                <w:sz w:val="12"/>
+                <w:szCs w:val="14"/>
+              </w:rPr>
+            </w:pPr>
+            <w:r>
+              <w:rPr>
+                <w:rFonts w:ascii="함초롬돋움" w:eastAsia="함초롬돋움" w:hAnsi="함초롬돋움" w:cs="함초롬돋움" w:hint="eastAsia"/>
+                <w:sz w:val="12"/>
+                <w:szCs w:val="14"/>
+              </w:rPr>
+              <w:t>4문항</w:t>
+            </w:r>
+          </w:p>
+        </w:tc>
+      </w:tr>
+      <w:tr>
+        <w:trPr>
+          <w:trHeight w:val="340"/>
+        </w:trPr>
+        <w:tc>
+          <w:tcPr>
+            <w:tcW w:w="459" w:type="dxa"/>
+            <w:vMerge/>
+            <w:vAlign w:val="center"/>
+          </w:tcPr>
+          <w:p>
+            <w:pPr>
+              <w:jc w:val="center"/>
+              <w:rPr>
+                <w:rFonts w:ascii="함초롬돋움" w:eastAsia="함초롬돋움" w:hAnsi="함초롬돋움" w:cs="함초롬돋움"/>
+                <w:sz w:val="12"/>
+                <w:szCs w:val="14"/>
+              </w:rPr>
+            </w:pPr>
+          </w:p>
+        </w:tc>
+        <w:tc>
+          <w:tcPr>
+            <w:tcW w:w="393" w:type="dxa"/>
+            <w:vAlign w:val="center"/>
+          </w:tcPr>
+          <w:p>
+            <w:pPr>
+              <w:jc w:val="center"/>
+              <w:rPr>
+                <w:rFonts w:ascii="함초롬돋움" w:eastAsia="함초롬돋움" w:hAnsi="함초롬돋움" w:cs="함초롬돋움"/>
+                <w:sz w:val="12"/>
+                <w:szCs w:val="14"/>
+              </w:rPr>
+            </w:pPr>
+            <w:r>
+              <w:rPr>
+                <w:rFonts w:ascii="함초롬돋움" w:eastAsia="함초롬돋움" w:hAnsi="함초롬돋움" w:cs="함초롬돋움" w:hint="eastAsia"/>
+                <w:sz w:val="12"/>
+                <w:szCs w:val="14"/>
+              </w:rPr>
+              <w:t>3</w:t>
+            </w:r>
+          </w:p>
+        </w:tc>
+        <w:tc>
+          <w:tcPr>
+            <w:tcW w:w="975" w:type="dxa"/>
+            <w:vAlign w:val="center"/>
+          </w:tcPr>
+          <w:p>
+            <w:pPr>
+              <w:jc w:val="center"/>
+              <w:rPr>
+                <w:rFonts w:ascii="함초롬돋움" w:eastAsia="함초롬돋움" w:hAnsi="함초롬돋움" w:cs="함초롬돋움"/>
+                <w:sz w:val="12"/>
+                <w:szCs w:val="14"/>
+              </w:rPr>
+            </w:pPr>
+            <w:r>
+              <w:rPr>
+                <w:rFonts w:ascii="함초롬돋움" w:eastAsia="함초롬돋움" w:hAnsi="함초롬돋움" w:cs="함초롬돋움" w:hint="eastAsia"/>
+                <w:sz w:val="12"/>
+                <w:szCs w:val="14"/>
+              </w:rPr>
+              <w:t>인사노무관리론</w:t>
+            </w:r>
+          </w:p>
+        </w:tc>
+        <w:tc>
+          <w:tcPr>
+            <w:tcW w:w="626" w:type="dxa"/>
+            <w:vAlign w:val="center"/>
+          </w:tcPr>
+          <w:p>
+            <w:pPr>
+              <w:jc w:val="center"/>
+              <w:rPr>
+                <w:rFonts w:ascii="함초롬돋움" w:eastAsia="함초롬돋움" w:hAnsi="함초롬돋움" w:cs="함초롬돋움"/>
+                <w:sz w:val="12"/>
+                <w:szCs w:val="14"/>
+              </w:rPr>
+            </w:pPr>
+            <w:r>
+              <w:rPr>
+                <w:rFonts w:ascii="함초롬돋움" w:eastAsia="함초롬돋움" w:hAnsi="함초롬돋움" w:cs="함초롬돋움" w:hint="eastAsia"/>
+                <w:sz w:val="12"/>
+                <w:szCs w:val="14"/>
+              </w:rPr>
+              <w:t>13:30</w:t>
+            </w:r>
+          </w:p>
+        </w:tc>
+        <w:tc>
+          <w:tcPr>
+            <w:tcW w:w="1326" w:type="dxa"/>
+            <w:vAlign w:val="center"/>
+          </w:tcPr>
+          <w:p>
+            <w:pPr>
+              <w:spacing w:line="140" w:lineRule="exact"/>
+              <w:jc w:val="center"/>
+              <w:rPr>
+                <w:rFonts w:ascii="함초롬돋움" w:eastAsia="함초롬돋움" w:hAnsi="함초롬돋움" w:cs="함초롬돋움"/>
+                <w:sz w:val="12"/>
+                <w:szCs w:val="14"/>
+              </w:rPr>
+            </w:pPr>
+            <w:r>
+              <w:rPr>
+                <w:rFonts w:ascii="함초롬돋움" w:eastAsia="함초롬돋움" w:hAnsi="함초롬돋움" w:cs="함초롬돋움" w:hint="eastAsia"/>
+                <w:sz w:val="12"/>
+                <w:szCs w:val="14"/>
+              </w:rPr>
+              <w:t>13:50 ~ 15:30</w:t>
+            </w:r>
+          </w:p>
+          <w:p>
+            <w:pPr>
+              <w:spacing w:line="140" w:lineRule="exact"/>
+              <w:jc w:val="center"/>
+              <w:rPr>
+                <w:rFonts w:ascii="함초롬돋움" w:eastAsia="함초롬돋움" w:hAnsi="함초롬돋움" w:cs="함초롬돋움"/>
+                <w:sz w:val="12"/>
+                <w:szCs w:val="14"/>
+              </w:rPr>
+            </w:pPr>
+            <w:r>
+              <w:rPr>
+                <w:rFonts w:ascii="함초롬돋움" w:eastAsia="함초롬돋움" w:hAnsi="함초롬돋움" w:cs="함초롬돋움" w:hint="eastAsia"/>
+                <w:sz w:val="12"/>
+                <w:szCs w:val="14"/>
+              </w:rPr>
+              <w:t>(100분)</w:t>
+            </w:r>
+          </w:p>
+        </w:tc>
+        <w:tc>
+          <w:tcPr>
+            <w:tcW w:w="510" w:type="dxa"/>
+            <w:vAlign w:val="center"/>
+          </w:tcPr>
+          <w:p>
+            <w:pPr>
+              <w:jc w:val="center"/>
+              <w:rPr>
+                <w:rFonts w:ascii="함초롬돋움" w:eastAsia="함초롬돋움" w:hAnsi="함초롬돋움" w:cs="함초롬돋움"/>
+                <w:sz w:val="12"/>
+                <w:szCs w:val="14"/>
+              </w:rPr>
+            </w:pPr>
+            <w:r>
+              <w:rPr>
+                <w:rFonts w:ascii="함초롬돋움" w:eastAsia="함초롬돋움" w:hAnsi="함초롬돋움" w:cs="함초롬돋움" w:hint="eastAsia"/>
+                <w:sz w:val="12"/>
+                <w:szCs w:val="14"/>
+              </w:rPr>
+              <w:t>3문항</w:t>
+            </w:r>
+          </w:p>
+        </w:tc>
+      </w:tr>
+      <w:tr>
+        <w:trPr>
+          <w:trHeight w:val="340"/>
+        </w:trPr>
+        <w:tc>
+          <w:tcPr>
+            <w:tcW w:w="459" w:type="dxa"/>
+            <w:vMerge w:val="restart"/>
+            <w:vAlign w:val="center"/>
+          </w:tcPr>
+          <w:p>
+            <w:pPr>
+              <w:jc w:val="center"/>
+              <w:rPr>
+                <w:rFonts w:ascii="함초롬돋움" w:eastAsia="함초롬돋움" w:hAnsi="함초롬돋움" w:cs="함초롬돋움"/>
+                <w:sz w:val="12"/>
+                <w:szCs w:val="14"/>
+              </w:rPr>
+            </w:pPr>
+            <w:r>
+              <w:rPr>
+                <w:rFonts w:ascii="함초롬돋움" w:eastAsia="함초롬돋움" w:hAnsi="함초롬돋움" w:cs="함초롬돋움" w:hint="eastAsia"/>
+                <w:sz w:val="12"/>
+                <w:szCs w:val="14"/>
+              </w:rPr>
+              <w:t>2일차</w:t>
+            </w:r>
+          </w:p>
+        </w:tc>
+        <w:tc>
+          <w:tcPr>
+            <w:tcW w:w="393" w:type="dxa"/>
+            <w:vAlign w:val="center"/>
+          </w:tcPr>
+          <w:p>
+            <w:pPr>
+              <w:jc w:val="center"/>
+              <w:rPr>
+                <w:rFonts w:ascii="함초롬돋움" w:eastAsia="함초롬돋움" w:hAnsi="함초롬돋움" w:cs="함초롬돋움"/>
+                <w:sz w:val="12"/>
+                <w:szCs w:val="14"/>
+              </w:rPr>
+            </w:pPr>
+            <w:r>
+              <w:rPr>
+                <w:rFonts w:ascii="함초롬돋움" w:eastAsia="함초롬돋움" w:hAnsi="함초롬돋움" w:cs="함초롬돋움" w:hint="eastAsia"/>
+                <w:sz w:val="12"/>
+                <w:szCs w:val="14"/>
+              </w:rPr>
+              <w:t>1</w:t>
+            </w:r>
+          </w:p>
+        </w:tc>
+        <w:tc>
+          <w:tcPr>
+            <w:tcW w:w="975" w:type="dxa"/>
+            <w:vAlign w:val="center"/>
+          </w:tcPr>
+          <w:p>
+            <w:pPr>
+              <w:jc w:val="center"/>
+              <w:rPr>
+                <w:rFonts w:ascii="함초롬돋움" w:eastAsia="함초롬돋움" w:hAnsi="함초롬돋움" w:cs="함초롬돋움"/>
+                <w:sz w:val="12"/>
+                <w:szCs w:val="14"/>
+              </w:rPr>
+            </w:pPr>
+            <w:r>
+              <w:rPr>
+                <w:rFonts w:ascii="함초롬돋움" w:eastAsia="함초롬돋움" w:hAnsi="함초롬돋움" w:cs="함초롬돋움" w:hint="eastAsia"/>
+                <w:sz w:val="12"/>
+                <w:szCs w:val="14"/>
+              </w:rPr>
+              <w:t>행정쟁송법</w:t>
+            </w:r>
+          </w:p>
+        </w:tc>
+        <w:tc>
+          <w:tcPr>
+            <w:tcW w:w="626" w:type="dxa"/>
+            <w:vAlign w:val="center"/>
+          </w:tcPr>
+          <w:p>
+            <w:pPr>
+              <w:jc w:val="center"/>
+              <w:rPr>
+                <w:rFonts w:ascii="함초롬돋움" w:eastAsia="함초롬돋움" w:hAnsi="함초롬돋움" w:cs="함초롬돋움"/>
+                <w:sz w:val="12"/>
+                <w:szCs w:val="14"/>
+              </w:rPr>
+            </w:pPr>
+            <w:r>
+              <w:rPr>
+                <w:rFonts w:ascii="함초롬돋움" w:eastAsia="함초롬돋움" w:hAnsi="함초롬돋움" w:cs="함초롬돋움" w:hint="eastAsia"/>
+                <w:sz w:val="12"/>
+                <w:szCs w:val="14"/>
+              </w:rPr>
+              <w:t>09:00</w:t>
+            </w:r>
+          </w:p>
+        </w:tc>
+        <w:tc>
+          <w:tcPr>
+            <w:tcW w:w="1326" w:type="dxa"/>
+            <w:vAlign w:val="center"/>
+          </w:tcPr>
+          <w:p>
+            <w:pPr>
+              <w:spacing w:line="140" w:lineRule="exact"/>
+              <w:jc w:val="center"/>
+              <w:rPr>
+                <w:rFonts w:ascii="함초롬돋움" w:eastAsia="함초롬돋움" w:hAnsi="함초롬돋움" w:cs="함초롬돋움"/>
+                <w:sz w:val="12"/>
+                <w:szCs w:val="14"/>
+              </w:rPr>
+            </w:pPr>
+            <w:r>
+              <w:rPr>
+                <w:rFonts w:ascii="함초롬돋움" w:eastAsia="함초롬돋움" w:hAnsi="함초롬돋움" w:cs="함초롬돋움" w:hint="eastAsia"/>
+                <w:sz w:val="12"/>
+                <w:szCs w:val="14"/>
+              </w:rPr>
+              <w:t>09:30 ~ 11:10</w:t>
+            </w:r>
+          </w:p>
+          <w:p>
+            <w:pPr>
+              <w:spacing w:line="140" w:lineRule="exact"/>
+              <w:jc w:val="center"/>
+              <w:rPr>
+                <w:rFonts w:ascii="함초롬돋움" w:eastAsia="함초롬돋움" w:hAnsi="함초롬돋움" w:cs="함초롬돋움"/>
+                <w:sz w:val="12"/>
+                <w:szCs w:val="14"/>
+              </w:rPr>
+            </w:pPr>
+            <w:r>
+              <w:rPr>
+                <w:rFonts w:ascii="함초롬돋움" w:eastAsia="함초롬돋움" w:hAnsi="함초롬돋움" w:cs="함초롬돋움" w:hint="eastAsia"/>
+                <w:sz w:val="12"/>
+                <w:szCs w:val="14"/>
+              </w:rPr>
+              <w:t>(100분)</w:t>
+            </w:r>
+          </w:p>
+        </w:tc>
+        <w:tc>
+          <w:tcPr>
+            <w:tcW w:w="510" w:type="dxa"/>
+            <w:vAlign w:val="center"/>
+          </w:tcPr>
+          <w:p>
+            <w:pPr>
+              <w:jc w:val="center"/>
+              <w:rPr>
+                <w:rFonts w:ascii="함초롬돋움" w:eastAsia="함초롬돋움" w:hAnsi="함초롬돋움" w:cs="함초롬돋움"/>
+                <w:sz w:val="12"/>
+                <w:szCs w:val="14"/>
+              </w:rPr>
+            </w:pPr>
+            <w:r>
+              <w:rPr>
+                <w:rFonts w:ascii="함초롬돋움" w:eastAsia="함초롬돋움" w:hAnsi="함초롬돋움" w:cs="함초롬돋움" w:hint="eastAsia"/>
+                <w:sz w:val="12"/>
+                <w:szCs w:val="14"/>
+              </w:rPr>
+              <w:t>3문항</w:t>
+            </w:r>
+          </w:p>
+        </w:tc>
+      </w:tr>
+      <w:tr>
+        <w:trPr>
+          <w:trHeight w:val="340"/>
+        </w:trPr>
+        <w:tc>
+          <w:tcPr>
+            <w:tcW w:w="459" w:type="dxa"/>
+            <w:vMerge/>
+            <w:vAlign w:val="center"/>
+          </w:tcPr>
+          <w:p>
+            <w:pPr>
+              <w:jc w:val="center"/>
+              <w:rPr>
+                <w:rFonts w:ascii="함초롬돋움" w:eastAsia="함초롬돋움" w:hAnsi="함초롬돋움" w:cs="함초롬돋움"/>
+                <w:sz w:val="12"/>
+                <w:szCs w:val="14"/>
+              </w:rPr>
+            </w:pPr>
+          </w:p>
+        </w:tc>
+        <w:tc>
+          <w:tcPr>
+            <w:tcW w:w="393" w:type="dxa"/>
+            <w:vAlign w:val="center"/>
+          </w:tcPr>
+          <w:p>
+            <w:pPr>
+              <w:jc w:val="center"/>
+              <w:rPr>
+                <w:rFonts w:ascii="함초롬돋움" w:eastAsia="함초롬돋움" w:hAnsi="함초롬돋움" w:cs="함초롬돋움"/>
+                <w:sz w:val="12"/>
+                <w:szCs w:val="14"/>
+              </w:rPr>
+            </w:pPr>
+            <w:r>
+              <w:rPr>
+                <w:rFonts w:ascii="함초롬돋움" w:eastAsia="함초롬돋움" w:hAnsi="함초롬돋움" w:cs="함초롬돋움" w:hint="eastAsia"/>
+                <w:sz w:val="12"/>
+                <w:szCs w:val="14"/>
+              </w:rPr>
+              <w:t>2</w:t>
+            </w:r>
+          </w:p>
+        </w:tc>
+        <w:tc>
+          <w:tcPr>
+            <w:tcW w:w="975" w:type="dxa"/>
+            <w:vAlign w:val="center"/>
+          </w:tcPr>
+          <w:p>
+            <w:pPr>
+              <w:jc w:val="center"/>
+              <w:rPr>
+                <w:rFonts w:ascii="함초롬돋움" w:eastAsia="함초롬돋움" w:hAnsi="함초롬돋움" w:cs="함초롬돋움"/>
+                <w:sz w:val="12"/>
+                <w:szCs w:val="14"/>
+              </w:rPr>
+            </w:pPr>
+            <w:r>
+              <w:rPr>
+                <w:rFonts w:ascii="함초롬돋움" w:eastAsia="함초롬돋움" w:hAnsi="함초롬돋움" w:cs="함초롬돋움" w:hint="eastAsia"/>
+                <w:sz w:val="12"/>
+                <w:szCs w:val="14"/>
+              </w:rPr>
+              <w:t>민사소송법</w:t>
+            </w:r>
+          </w:p>
+        </w:tc>
+        <w:tc>
+          <w:tcPr>
+            <w:tcW w:w="626" w:type="dxa"/>
+            <w:vAlign w:val="center"/>
+          </w:tcPr>
+          <w:p>
+            <w:pPr>
+              <w:jc w:val="center"/>
+              <w:rPr>
+                <w:rFonts w:ascii="함초롬돋움" w:eastAsia="함초롬돋움" w:hAnsi="함초롬돋움" w:cs="함초롬돋움"/>
+                <w:sz w:val="12"/>
+                <w:szCs w:val="14"/>
+              </w:rPr>
+            </w:pPr>
+            <w:r>
+              <w:rPr>
+                <w:rFonts w:ascii="함초롬돋움" w:eastAsia="함초롬돋움" w:hAnsi="함초롬돋움" w:cs="함초롬돋움" w:hint="eastAsia"/>
+                <w:sz w:val="12"/>
+                <w:szCs w:val="14"/>
+              </w:rPr>
+              <w:t>11:30</w:t>
+            </w:r>
+          </w:p>
+        </w:tc>
+        <w:tc>
+          <w:tcPr>
+            <w:tcW w:w="1326" w:type="dxa"/>
+            <w:vAlign w:val="center"/>
+          </w:tcPr>
+          <w:p>
+            <w:pPr>
+              <w:spacing w:line="140" w:lineRule="exact"/>
+              <w:jc w:val="center"/>
+              <w:rPr>
+                <w:rFonts w:ascii="함초롬돋움" w:eastAsia="함초롬돋움" w:hAnsi="함초롬돋움" w:cs="함초롬돋움"/>
+                <w:sz w:val="12"/>
+                <w:szCs w:val="14"/>
+              </w:rPr>
+            </w:pPr>
+            <w:r>
+              <w:rPr>
+                <w:rFonts w:ascii="함초롬돋움" w:eastAsia="함초롬돋움" w:hAnsi="함초롬돋움" w:cs="함초롬돋움" w:hint="eastAsia"/>
+                <w:sz w:val="12"/>
+                <w:szCs w:val="14"/>
+              </w:rPr>
+              <w:t>11:40 ~ 13:20</w:t>
+            </w:r>
+          </w:p>
+          <w:p>
+            <w:pPr>
+              <w:spacing w:line="140" w:lineRule="exact"/>
+              <w:jc w:val="center"/>
+              <w:rPr>
+                <w:rFonts w:ascii="함초롬돋움" w:eastAsia="함초롬돋움" w:hAnsi="함초롬돋움" w:cs="함초롬돋움"/>
+                <w:sz w:val="12"/>
+                <w:szCs w:val="14"/>
+              </w:rPr>
+            </w:pPr>
+            <w:r>
+              <w:rPr>
+                <w:rFonts w:ascii="함초롬돋움" w:eastAsia="함초롬돋움" w:hAnsi="함초롬돋움" w:cs="함초롬돋움" w:hint="eastAsia"/>
+                <w:sz w:val="12"/>
+                <w:szCs w:val="14"/>
+              </w:rPr>
+              <w:t>(100분)</w:t>
+            </w:r>
+          </w:p>
+        </w:tc>
+        <w:tc>
+          <w:tcPr>
+            <w:tcW w:w="510" w:type="dxa"/>
+            <w:vAlign w:val="center"/>
+          </w:tcPr>
+          <w:p>
+            <w:pPr>
+              <w:jc w:val="center"/>
+              <w:rPr>
+                <w:rFonts w:ascii="함초롬돋움" w:eastAsia="함초롬돋움" w:hAnsi="함초롬돋움" w:cs="함초롬돋움"/>
+                <w:sz w:val="12"/>
+                <w:szCs w:val="14"/>
+              </w:rPr>
+            </w:pPr>
+            <w:r>
+              <w:rPr>
+                <w:rFonts w:ascii="함초롬돋움" w:eastAsia="함초롬돋움" w:hAnsi="함초롬돋움" w:cs="함초롬돋움" w:hint="eastAsia"/>
+                <w:sz w:val="12"/>
+                <w:szCs w:val="14"/>
+              </w:rPr>
+              <w:t>3문항</w:t>
+            </w:r>
           </w:p>
         </w:tc>
       </w:tr>
@@ -1846,6 +4538,7 @@
   <w:style w:type="paragraph" w:default="1" w:styleId="a">
     <w:name w:val="Normal"/>
     <w:qFormat/>
+    <w:rsid w:val="005C7420"/>
     <w:pPr>
       <w:widowControl w:val="0"/>
       <w:wordWrap w:val="0"/>

--- a/3-90.참조/91.시험시간(2차).docx
+++ b/3-90.참조/91.시험시간(2차).docx
@@ -6,6 +6,12 @@
       <w:tblPr>
         <w:tblStyle w:val="aa"/>
         <w:tblW w:w="0" w:type="auto"/>
+        <w:tblBorders>
+          <w:top w:val="single" w:sz="12" w:space="0" w:color="auto"/>
+          <w:left w:val="single" w:sz="12" w:space="0" w:color="auto"/>
+          <w:bottom w:val="single" w:sz="12" w:space="0" w:color="auto"/>
+          <w:right w:val="single" w:sz="12" w:space="0" w:color="auto"/>
+        </w:tblBorders>
         <w:tblLayout w:type="fixed"/>
         <w:tblCellMar>
           <w:left w:w="0" w:type="dxa"/>
@@ -373,7 +379,15 @@
                 <w:sz w:val="12"/>
                 <w:szCs w:val="14"/>
               </w:rPr>
-              <w:t>4문항</w:t>
+              <w:t>2</w:t>
+            </w:r>
+            <w:r>
+              <w:rPr>
+                <w:rFonts w:ascii="함초롬돋움" w:eastAsia="함초롬돋움" w:hAnsi="함초롬돋움" w:cs="함초롬돋움" w:hint="eastAsia"/>
+                <w:sz w:val="12"/>
+                <w:szCs w:val="14"/>
+              </w:rPr>
+              <w:t>문항</w:t>
             </w:r>
           </w:p>
         </w:tc>
@@ -432,7 +446,7 @@
             <w:pPr>
               <w:jc w:val="center"/>
               <w:rPr>
-                <w:rFonts w:ascii="함초롬돋움" w:eastAsia="함초롬돋움" w:hAnsi="함초롬돋움" w:cs="함초롬돋움" w:hint="eastAsia"/>
+                <w:rFonts w:ascii="함초롬돋움" w:eastAsia="함초롬돋움" w:hAnsi="함초롬돋움" w:cs="함초롬돋움"/>
                 <w:sz w:val="12"/>
                 <w:szCs w:val="14"/>
               </w:rPr>
@@ -535,7 +549,15 @@
                 <w:sz w:val="12"/>
                 <w:szCs w:val="14"/>
               </w:rPr>
-              <w:t>4문항</w:t>
+              <w:t>2</w:t>
+            </w:r>
+            <w:r>
+              <w:rPr>
+                <w:rFonts w:ascii="함초롬돋움" w:eastAsia="함초롬돋움" w:hAnsi="함초롬돋움" w:cs="함초롬돋움" w:hint="eastAsia"/>
+                <w:sz w:val="12"/>
+                <w:szCs w:val="14"/>
+              </w:rPr>
+              <w:t>문항</w:t>
             </w:r>
           </w:p>
         </w:tc>
@@ -1048,6 +1070,12 @@
       <w:tblPr>
         <w:tblStyle w:val="aa"/>
         <w:tblW w:w="0" w:type="auto"/>
+        <w:tblBorders>
+          <w:top w:val="single" w:sz="12" w:space="0" w:color="auto"/>
+          <w:left w:val="single" w:sz="12" w:space="0" w:color="auto"/>
+          <w:bottom w:val="single" w:sz="12" w:space="0" w:color="auto"/>
+          <w:right w:val="single" w:sz="12" w:space="0" w:color="auto"/>
+        </w:tblBorders>
         <w:tblLayout w:type="fixed"/>
         <w:tblCellMar>
           <w:left w:w="0" w:type="dxa"/>
@@ -1407,7 +1435,15 @@
                 <w:sz w:val="12"/>
                 <w:szCs w:val="14"/>
               </w:rPr>
-              <w:t>4문항</w:t>
+              <w:t>2</w:t>
+            </w:r>
+            <w:r>
+              <w:rPr>
+                <w:rFonts w:ascii="함초롬돋움" w:eastAsia="함초롬돋움" w:hAnsi="함초롬돋움" w:cs="함초롬돋움" w:hint="eastAsia"/>
+                <w:sz w:val="12"/>
+                <w:szCs w:val="14"/>
+              </w:rPr>
+              <w:t>문항</w:t>
             </w:r>
           </w:p>
         </w:tc>
@@ -1466,7 +1502,7 @@
             <w:pPr>
               <w:jc w:val="center"/>
               <w:rPr>
-                <w:rFonts w:ascii="함초롬돋움" w:eastAsia="함초롬돋움" w:hAnsi="함초롬돋움" w:cs="함초롬돋움" w:hint="eastAsia"/>
+                <w:rFonts w:ascii="함초롬돋움" w:eastAsia="함초롬돋움" w:hAnsi="함초롬돋움" w:cs="함초롬돋움"/>
                 <w:sz w:val="12"/>
                 <w:szCs w:val="14"/>
               </w:rPr>
@@ -1569,7 +1605,15 @@
                 <w:sz w:val="12"/>
                 <w:szCs w:val="14"/>
               </w:rPr>
-              <w:t>4문항</w:t>
+              <w:t>2</w:t>
+            </w:r>
+            <w:r>
+              <w:rPr>
+                <w:rFonts w:ascii="함초롬돋움" w:eastAsia="함초롬돋움" w:hAnsi="함초롬돋움" w:cs="함초롬돋움" w:hint="eastAsia"/>
+                <w:sz w:val="12"/>
+                <w:szCs w:val="14"/>
+              </w:rPr>
+              <w:t>문항</w:t>
             </w:r>
           </w:p>
         </w:tc>
@@ -2074,6 +2118,12 @@
       <w:tblPr>
         <w:tblStyle w:val="aa"/>
         <w:tblW w:w="0" w:type="auto"/>
+        <w:tblBorders>
+          <w:top w:val="single" w:sz="12" w:space="0" w:color="auto"/>
+          <w:left w:val="single" w:sz="12" w:space="0" w:color="auto"/>
+          <w:bottom w:val="single" w:sz="12" w:space="0" w:color="auto"/>
+          <w:right w:val="single" w:sz="12" w:space="0" w:color="auto"/>
+        </w:tblBorders>
         <w:tblLayout w:type="fixed"/>
         <w:tblCellMar>
           <w:left w:w="0" w:type="dxa"/>
@@ -2433,7 +2483,15 @@
                 <w:sz w:val="12"/>
                 <w:szCs w:val="14"/>
               </w:rPr>
-              <w:t>4문항</w:t>
+              <w:t>2</w:t>
+            </w:r>
+            <w:r>
+              <w:rPr>
+                <w:rFonts w:ascii="함초롬돋움" w:eastAsia="함초롬돋움" w:hAnsi="함초롬돋움" w:cs="함초롬돋움" w:hint="eastAsia"/>
+                <w:sz w:val="12"/>
+                <w:szCs w:val="14"/>
+              </w:rPr>
+              <w:t>문항</w:t>
             </w:r>
           </w:p>
         </w:tc>
@@ -2492,7 +2550,7 @@
             <w:pPr>
               <w:jc w:val="center"/>
               <w:rPr>
-                <w:rFonts w:ascii="함초롬돋움" w:eastAsia="함초롬돋움" w:hAnsi="함초롬돋움" w:cs="함초롬돋움" w:hint="eastAsia"/>
+                <w:rFonts w:ascii="함초롬돋움" w:eastAsia="함초롬돋움" w:hAnsi="함초롬돋움" w:cs="함초롬돋움"/>
                 <w:sz w:val="12"/>
                 <w:szCs w:val="14"/>
               </w:rPr>
@@ -2595,7 +2653,15 @@
                 <w:sz w:val="12"/>
                 <w:szCs w:val="14"/>
               </w:rPr>
-              <w:t>4문항</w:t>
+              <w:t>2</w:t>
+            </w:r>
+            <w:r>
+              <w:rPr>
+                <w:rFonts w:ascii="함초롬돋움" w:eastAsia="함초롬돋움" w:hAnsi="함초롬돋움" w:cs="함초롬돋움" w:hint="eastAsia"/>
+                <w:sz w:val="12"/>
+                <w:szCs w:val="14"/>
+              </w:rPr>
+              <w:t>문항</w:t>
             </w:r>
           </w:p>
         </w:tc>
@@ -3100,6 +3166,12 @@
       <w:tblPr>
         <w:tblStyle w:val="aa"/>
         <w:tblW w:w="0" w:type="auto"/>
+        <w:tblBorders>
+          <w:top w:val="single" w:sz="12" w:space="0" w:color="auto"/>
+          <w:left w:val="single" w:sz="12" w:space="0" w:color="auto"/>
+          <w:bottom w:val="single" w:sz="12" w:space="0" w:color="auto"/>
+          <w:right w:val="single" w:sz="12" w:space="0" w:color="auto"/>
+        </w:tblBorders>
         <w:tblLayout w:type="fixed"/>
         <w:tblCellMar>
           <w:left w:w="0" w:type="dxa"/>
@@ -3459,7 +3531,15 @@
                 <w:sz w:val="12"/>
                 <w:szCs w:val="14"/>
               </w:rPr>
-              <w:t>4문항</w:t>
+              <w:t>2</w:t>
+            </w:r>
+            <w:r>
+              <w:rPr>
+                <w:rFonts w:ascii="함초롬돋움" w:eastAsia="함초롬돋움" w:hAnsi="함초롬돋움" w:cs="함초롬돋움" w:hint="eastAsia"/>
+                <w:sz w:val="12"/>
+                <w:szCs w:val="14"/>
+              </w:rPr>
+              <w:t>문항</w:t>
             </w:r>
           </w:p>
         </w:tc>
@@ -3518,7 +3598,7 @@
             <w:pPr>
               <w:jc w:val="center"/>
               <w:rPr>
-                <w:rFonts w:ascii="함초롬돋움" w:eastAsia="함초롬돋움" w:hAnsi="함초롬돋움" w:cs="함초롬돋움" w:hint="eastAsia"/>
+                <w:rFonts w:ascii="함초롬돋움" w:eastAsia="함초롬돋움" w:hAnsi="함초롬돋움" w:cs="함초롬돋움"/>
                 <w:sz w:val="12"/>
                 <w:szCs w:val="14"/>
               </w:rPr>
@@ -3621,7 +3701,15 @@
                 <w:sz w:val="12"/>
                 <w:szCs w:val="14"/>
               </w:rPr>
-              <w:t>4문항</w:t>
+              <w:t>2</w:t>
+            </w:r>
+            <w:r>
+              <w:rPr>
+                <w:rFonts w:ascii="함초롬돋움" w:eastAsia="함초롬돋움" w:hAnsi="함초롬돋움" w:cs="함초롬돋움" w:hint="eastAsia"/>
+                <w:sz w:val="12"/>
+                <w:szCs w:val="14"/>
+              </w:rPr>
+              <w:t>문항</w:t>
             </w:r>
           </w:p>
         </w:tc>
@@ -4121,13 +4209,7 @@
         </w:tc>
       </w:tr>
     </w:tbl>
-    <w:p>
-      <w:pPr>
-        <w:rPr>
-          <w:rFonts w:hint="eastAsia"/>
-        </w:rPr>
-      </w:pPr>
-    </w:p>
+    <w:p/>
     <w:sectPr>
       <w:pgSz w:w="11906" w:h="16838"/>
       <w:pgMar w:top="1701" w:right="1440" w:bottom="1440" w:left="1440" w:header="851" w:footer="992" w:gutter="0"/>
